--- a/documentation/Kajdasz_Final_Project_report.docx
+++ b/documentation/Kajdasz_Final_Project_report.docx
@@ -51,7 +51,21 @@
         <w:rPr>
           <w:rFonts w:ascii="Calibri" w:hAnsi="Calibri"/>
         </w:rPr>
-        <w:t>James Kajdasz  •  james.kajdasz@gmail.com</w:t>
+        <w:t xml:space="preserve">James </w:t>
+      </w:r>
+      <w:proofErr w:type="gramStart"/>
+      <w:r>
+        <w:rPr>
+          <w:rFonts w:ascii="Calibri" w:hAnsi="Calibri"/>
+        </w:rPr>
+        <w:t>Kajdasz  •</w:t>
+      </w:r>
+      <w:proofErr w:type="gramEnd"/>
+      <w:r>
+        <w:rPr>
+          <w:rFonts w:ascii="Calibri" w:hAnsi="Calibri"/>
+        </w:rPr>
+        <w:t xml:space="preserve">  james.kajdasz@gmail.com</w:t>
       </w:r>
     </w:p>
     <w:p>
@@ -189,7 +203,21 @@
         <w:rPr>
           <w:rFonts w:ascii="Calibri" w:hAnsi="Calibri"/>
         </w:rPr>
-        <w:t>Accurate mapping of article content to evidence marks (++, +, N/A, -, --) across multiple LLM passes, with measurable self-consistency confidence.</w:t>
+        <w:t xml:space="preserve">Accurate mapping of article content to evidence marks (++, +, N/A, </w:t>
+      </w:r>
+      <w:proofErr w:type="gramStart"/>
+      <w:r>
+        <w:rPr>
+          <w:rFonts w:ascii="Calibri" w:hAnsi="Calibri"/>
+        </w:rPr>
+        <w:t>-, -</w:t>
+      </w:r>
+      <w:proofErr w:type="gramEnd"/>
+      <w:r>
+        <w:rPr>
+          <w:rFonts w:ascii="Calibri" w:hAnsi="Calibri"/>
+        </w:rPr>
+        <w:t>-) across multiple LLM passes, with measurable self-consistency confidence.</w:t>
       </w:r>
     </w:p>
     <w:p>
@@ -236,7 +264,21 @@
         <w:rPr>
           <w:rFonts w:ascii="Calibri" w:hAnsi="Calibri"/>
         </w:rPr>
-        <w:t>Evidence comes exclusively from The Guardian Open Platform Content API (full body text, free tier). Reuters was evaluated but excluded due to terms-of-service restrictions on scraping and licensed-only full text.</w:t>
+        <w:t xml:space="preserve">Evidence comes exclusively from The Guardian Open Platform Content API (full body text, free tier). Reuters </w:t>
+      </w:r>
+      <w:proofErr w:type="gramStart"/>
+      <w:r>
+        <w:rPr>
+          <w:rFonts w:ascii="Calibri" w:hAnsi="Calibri"/>
+        </w:rPr>
+        <w:t>was</w:t>
+      </w:r>
+      <w:proofErr w:type="gramEnd"/>
+      <w:r>
+        <w:rPr>
+          <w:rFonts w:ascii="Calibri" w:hAnsi="Calibri"/>
+        </w:rPr>
+        <w:t xml:space="preserve"> evaluated but excluded due to terms-of-service restrictions on scraping and licensed-only full text.</w:t>
       </w:r>
     </w:p>
     <w:p>
@@ -249,7 +291,35 @@
           <w:rFonts w:ascii="Calibri" w:hAnsi="Calibri"/>
         </w:rPr>
         <w:lastRenderedPageBreak/>
-        <w:t>The LLM is a locally-hosted open-source model served by Ollama. No external API calls to commercial LLM providers are made, preserving air-gap compatibility and eliminating per-token costs.</w:t>
+        <w:t xml:space="preserve">The LLM is a </w:t>
+      </w:r>
+      <w:proofErr w:type="gramStart"/>
+      <w:r>
+        <w:rPr>
+          <w:rFonts w:ascii="Calibri" w:hAnsi="Calibri"/>
+        </w:rPr>
+        <w:t>locally-hosted</w:t>
+      </w:r>
+      <w:proofErr w:type="gramEnd"/>
+      <w:r>
+        <w:rPr>
+          <w:rFonts w:ascii="Calibri" w:hAnsi="Calibri"/>
+        </w:rPr>
+        <w:t xml:space="preserve"> open-source model served by </w:t>
+      </w:r>
+      <w:proofErr w:type="spellStart"/>
+      <w:r>
+        <w:rPr>
+          <w:rFonts w:ascii="Calibri" w:hAnsi="Calibri"/>
+        </w:rPr>
+        <w:t>Ollama</w:t>
+      </w:r>
+      <w:proofErr w:type="spellEnd"/>
+      <w:r>
+        <w:rPr>
+          <w:rFonts w:ascii="Calibri" w:hAnsi="Calibri"/>
+        </w:rPr>
+        <w:t>. No external API calls to commercial LLM providers are made, preserving air-gap compatibility and eliminating per-token costs.</w:t>
       </w:r>
     </w:p>
     <w:p>
@@ -324,24 +394,9 @@
           <w:color w:val="4472C4"/>
           <w:sz w:val="24"/>
         </w:rPr>
-        <w:t>Tier 1 — ScraperAgent</w:t>
-      </w:r>
-    </w:p>
-    <w:p>
-      <w:pPr>
-        <w:spacing w:before="40" w:after="120"/>
-      </w:pPr>
-      <w:r>
-        <w:rPr>
-          <w:rFonts w:ascii="Calibri" w:hAnsi="Calibri"/>
-        </w:rPr>
-        <w:t>ScraperAgent queries the Guardian Content API using a nation-specific search query (e.g., "Israel United States relations") and returns full-body ArticleData objects. It deduplicates against a persistent CSV of processed URLs (data/processed_urls.csv) maintained by FileManager, ensuring each article is assessed at most once across all pipeline runs. The agent enforces a domain whitelist and records every scrape attempt to the audit log.</w:t>
-      </w:r>
-    </w:p>
-    <w:p>
-      <w:pPr>
-        <w:spacing w:before="280" w:after="80"/>
-      </w:pPr>
+        <w:t xml:space="preserve">Tier 1 — </w:t>
+      </w:r>
+      <w:proofErr w:type="spellStart"/>
       <w:r>
         <w:rPr>
           <w:rFonts w:ascii="Calibri" w:hAnsi="Calibri"/>
@@ -349,18 +404,69 @@
           <w:color w:val="4472C4"/>
           <w:sz w:val="24"/>
         </w:rPr>
-        <w:t>Tier 2 — AssessmentAgent</w:t>
-      </w:r>
+        <w:t>ScraperAgent</w:t>
+      </w:r>
+      <w:proofErr w:type="spellEnd"/>
     </w:p>
     <w:p>
       <w:pPr>
         <w:spacing w:before="40" w:after="120"/>
       </w:pPr>
-      <w:r>
-        <w:rPr>
-          <w:rFonts w:ascii="Calibri" w:hAnsi="Calibri"/>
-        </w:rPr>
-        <w:t>AssessmentAgent implements comparative ACH scoring. For each new article it runs llm_num_passes (default 10) independent LLM calls at temperature 0.7, presenting all three competing hypotheses together in a single prompt so the model can discriminate between them. The evidence mark for each hypothesis is determined by majority vote across passes; confidence is the agreement fraction (most-common count / total passes). Articles are flagged for human review when any per-hypothesis confidence falls below the configurable threshold (default 0.6).</w:t>
+      <w:proofErr w:type="spellStart"/>
+      <w:r>
+        <w:rPr>
+          <w:rFonts w:ascii="Calibri" w:hAnsi="Calibri"/>
+        </w:rPr>
+        <w:t>ScraperAgent</w:t>
+      </w:r>
+      <w:proofErr w:type="spellEnd"/>
+      <w:r>
+        <w:rPr>
+          <w:rFonts w:ascii="Calibri" w:hAnsi="Calibri"/>
+        </w:rPr>
+        <w:t xml:space="preserve"> queries the Guardian Content API using a nation-specific search query (e.g., "Israel United States relations") and returns full-body </w:t>
+      </w:r>
+      <w:proofErr w:type="spellStart"/>
+      <w:r>
+        <w:rPr>
+          <w:rFonts w:ascii="Calibri" w:hAnsi="Calibri"/>
+        </w:rPr>
+        <w:t>ArticleData</w:t>
+      </w:r>
+      <w:proofErr w:type="spellEnd"/>
+      <w:r>
+        <w:rPr>
+          <w:rFonts w:ascii="Calibri" w:hAnsi="Calibri"/>
+        </w:rPr>
+        <w:t xml:space="preserve"> objects. It deduplicates against a persistent CSV of processed URLs (data/processed_urls.csv) maintained by </w:t>
+      </w:r>
+      <w:proofErr w:type="spellStart"/>
+      <w:r>
+        <w:rPr>
+          <w:rFonts w:ascii="Calibri" w:hAnsi="Calibri"/>
+        </w:rPr>
+        <w:t>FileManager</w:t>
+      </w:r>
+      <w:proofErr w:type="spellEnd"/>
+      <w:r>
+        <w:rPr>
+          <w:rFonts w:ascii="Calibri" w:hAnsi="Calibri"/>
+        </w:rPr>
+        <w:t xml:space="preserve">, ensuring each article is assessed at most once across all </w:t>
+      </w:r>
+      <w:proofErr w:type="gramStart"/>
+      <w:r>
+        <w:rPr>
+          <w:rFonts w:ascii="Calibri" w:hAnsi="Calibri"/>
+        </w:rPr>
+        <w:t>pipeline</w:t>
+      </w:r>
+      <w:proofErr w:type="gramEnd"/>
+      <w:r>
+        <w:rPr>
+          <w:rFonts w:ascii="Calibri" w:hAnsi="Calibri"/>
+        </w:rPr>
+        <w:t xml:space="preserve"> runs. The agent enforces a domain whitelist and records every scrape attempt to the audit log.</w:t>
       </w:r>
     </w:p>
     <w:p>
@@ -374,24 +480,9 @@
           <w:color w:val="4472C4"/>
           <w:sz w:val="24"/>
         </w:rPr>
-        <w:t>Tier 3 — MatrixAgent</w:t>
-      </w:r>
-    </w:p>
-    <w:p>
-      <w:pPr>
-        <w:spacing w:before="40" w:after="120"/>
-      </w:pPr>
-      <w:r>
-        <w:rPr>
-          <w:rFonts w:ascii="Calibri" w:hAnsi="Calibri"/>
-        </w:rPr>
-        <w:t>MatrixAgent maintains the Heuer Chapter 8 evidence matrix: articles as rows, hypotheses as columns. It loads existing state from data/matrix/{nation_id}/matrix_state.json at startup (preserving prior evidence across runs), ingests new AssessmentResult rows (deduplicating by article_id), ranks hypotheses by inconsistency score (lowest = most likely, per Heuer Step 5), and writes three artifacts: the updated JSON state, a stable acch_matrix.html (the analyst's working view), and a timestamped snapshot for the audit trail. Old snapshots are pruned once the directory exceeds matrix_storage_cap_gb (default 1 GB).</w:t>
-      </w:r>
-    </w:p>
-    <w:p>
-      <w:pPr>
-        <w:spacing w:before="280" w:after="80"/>
-      </w:pPr>
+        <w:t xml:space="preserve">Tier 2 — </w:t>
+      </w:r>
+      <w:proofErr w:type="spellStart"/>
       <w:r>
         <w:rPr>
           <w:rFonts w:ascii="Calibri" w:hAnsi="Calibri"/>
@@ -399,19 +490,41 @@
           <w:color w:val="4472C4"/>
           <w:sz w:val="24"/>
         </w:rPr>
-        <w:lastRenderedPageBreak/>
-        <w:t>Summary Page</w:t>
-      </w:r>
+        <w:t>AssessmentAgent</w:t>
+      </w:r>
+      <w:proofErr w:type="spellEnd"/>
     </w:p>
     <w:p>
       <w:pPr>
         <w:spacing w:before="40" w:after="120"/>
       </w:pPr>
-      <w:r>
-        <w:rPr>
-          <w:rFonts w:ascii="Calibri" w:hAnsi="Calibri"/>
-        </w:rPr>
-        <w:t>After all nations are processed, render_summary_html() produces data/matrix/summary.html—a standalone page with a multi-line Canvas chart showing the cumulative US-alignment score over time for every nation, with legend links that navigate to each nation's individual ACH matrix. The per-article alignment score is computed as weight[h1_mark] − weight[h3_mark] where weights are ++:2, +:1, N/A:0, -:−1, --:−2.</w:t>
+      <w:proofErr w:type="spellStart"/>
+      <w:r>
+        <w:rPr>
+          <w:rFonts w:ascii="Calibri" w:hAnsi="Calibri"/>
+        </w:rPr>
+        <w:t>AssessmentAgent</w:t>
+      </w:r>
+      <w:proofErr w:type="spellEnd"/>
+      <w:r>
+        <w:rPr>
+          <w:rFonts w:ascii="Calibri" w:hAnsi="Calibri"/>
+        </w:rPr>
+        <w:t xml:space="preserve"> implements comparative ACH scoring. For each new article it runs </w:t>
+      </w:r>
+      <w:proofErr w:type="spellStart"/>
+      <w:r>
+        <w:rPr>
+          <w:rFonts w:ascii="Calibri" w:hAnsi="Calibri"/>
+        </w:rPr>
+        <w:t>llm_num_passes</w:t>
+      </w:r>
+      <w:proofErr w:type="spellEnd"/>
+      <w:r>
+        <w:rPr>
+          <w:rFonts w:ascii="Calibri" w:hAnsi="Calibri"/>
+        </w:rPr>
+        <w:t xml:space="preserve"> (default 10) independent LLM calls at temperature 0.7, presenting all three competing hypotheses together in a single prompt so the model can discriminate between them. The evidence mark for each hypothesis is determined by majority vote across passes; confidence is the agreement fraction (most-common count / total passes). Articles are flagged for human review when any per-hypothesis confidence falls below the configurable threshold (default 0.6).</w:t>
       </w:r>
     </w:p>
     <w:p>
@@ -425,91 +538,402 @@
           <w:color w:val="4472C4"/>
           <w:sz w:val="24"/>
         </w:rPr>
-        <w:t>Supporting Tools</w:t>
-      </w:r>
+        <w:t xml:space="preserve">Tier 3 — </w:t>
+      </w:r>
+      <w:proofErr w:type="spellStart"/>
+      <w:r>
+        <w:rPr>
+          <w:rFonts w:ascii="Calibri" w:hAnsi="Calibri"/>
+          <w:b/>
+          <w:color w:val="4472C4"/>
+          <w:sz w:val="24"/>
+        </w:rPr>
+        <w:t>MatrixAgent</w:t>
+      </w:r>
+      <w:proofErr w:type="spellEnd"/>
     </w:p>
     <w:p>
       <w:pPr>
-        <w:spacing w:after="120"/>
-      </w:pPr>
-      <w:r>
-        <w:rPr>
-          <w:rFonts w:ascii="Calibri" w:hAnsi="Calibri"/>
-          <w:b/>
-        </w:rPr>
-        <w:t xml:space="preserve">LLMInterface </w:t>
-      </w:r>
-      <w:r>
-        <w:rPr>
-          <w:rFonts w:ascii="Calibri" w:hAnsi="Calibri"/>
-        </w:rPr>
-        <w:t>(tools/llm_interface.py): Thin HTTP client over Ollama's /api/generate endpoint. Implements the comparative ACH prompt and a multi-strategy evidence-mark parser.</w:t>
+        <w:spacing w:before="40" w:after="120"/>
+      </w:pPr>
+      <w:proofErr w:type="spellStart"/>
+      <w:r>
+        <w:rPr>
+          <w:rFonts w:ascii="Calibri" w:hAnsi="Calibri"/>
+        </w:rPr>
+        <w:t>MatrixAgent</w:t>
+      </w:r>
+      <w:proofErr w:type="spellEnd"/>
+      <w:r>
+        <w:rPr>
+          <w:rFonts w:ascii="Calibri" w:hAnsi="Calibri"/>
+        </w:rPr>
+        <w:t xml:space="preserve"> maintains the Heuer Chapter 8 evidence matrix: articles as rows, hypotheses as columns. It loads existing state from data/matrix/{</w:t>
+      </w:r>
+      <w:proofErr w:type="spellStart"/>
+      <w:r>
+        <w:rPr>
+          <w:rFonts w:ascii="Calibri" w:hAnsi="Calibri"/>
+        </w:rPr>
+        <w:t>nation_id</w:t>
+      </w:r>
+      <w:proofErr w:type="spellEnd"/>
+      <w:r>
+        <w:rPr>
+          <w:rFonts w:ascii="Calibri" w:hAnsi="Calibri"/>
+        </w:rPr>
+        <w:t>}/</w:t>
+      </w:r>
+      <w:proofErr w:type="spellStart"/>
+      <w:r>
+        <w:rPr>
+          <w:rFonts w:ascii="Calibri" w:hAnsi="Calibri"/>
+        </w:rPr>
+        <w:t>matrix_state.json</w:t>
+      </w:r>
+      <w:proofErr w:type="spellEnd"/>
+      <w:r>
+        <w:rPr>
+          <w:rFonts w:ascii="Calibri" w:hAnsi="Calibri"/>
+        </w:rPr>
+        <w:t xml:space="preserve"> at startup (preserving prior evidence across runs), ingests new </w:t>
+      </w:r>
+      <w:proofErr w:type="spellStart"/>
+      <w:r>
+        <w:rPr>
+          <w:rFonts w:ascii="Calibri" w:hAnsi="Calibri"/>
+        </w:rPr>
+        <w:t>AssessmentResult</w:t>
+      </w:r>
+      <w:proofErr w:type="spellEnd"/>
+      <w:r>
+        <w:rPr>
+          <w:rFonts w:ascii="Calibri" w:hAnsi="Calibri"/>
+        </w:rPr>
+        <w:t xml:space="preserve"> rows (deduplicating by </w:t>
+      </w:r>
+      <w:proofErr w:type="spellStart"/>
+      <w:r>
+        <w:rPr>
+          <w:rFonts w:ascii="Calibri" w:hAnsi="Calibri"/>
+        </w:rPr>
+        <w:t>article_id</w:t>
+      </w:r>
+      <w:proofErr w:type="spellEnd"/>
+      <w:r>
+        <w:rPr>
+          <w:rFonts w:ascii="Calibri" w:hAnsi="Calibri"/>
+        </w:rPr>
+        <w:t xml:space="preserve">), ranks hypotheses by inconsistency score (lowest = most likely, per Heuer Step 5), and writes three artifacts: the updated JSON state, a stable acch_matrix.html (the analyst's working view), and a timestamped snapshot for the audit trail. Old snapshots are pruned once the directory exceeds </w:t>
+      </w:r>
+      <w:proofErr w:type="spellStart"/>
+      <w:r>
+        <w:rPr>
+          <w:rFonts w:ascii="Calibri" w:hAnsi="Calibri"/>
+        </w:rPr>
+        <w:t>matrix_storage_cap_gb</w:t>
+      </w:r>
+      <w:proofErr w:type="spellEnd"/>
+      <w:r>
+        <w:rPr>
+          <w:rFonts w:ascii="Calibri" w:hAnsi="Calibri"/>
+        </w:rPr>
+        <w:t xml:space="preserve"> (default 1 GB).</w:t>
       </w:r>
     </w:p>
     <w:p>
       <w:pPr>
-        <w:spacing w:after="120"/>
+        <w:spacing w:before="280" w:after="80"/>
       </w:pPr>
       <w:r>
         <w:rPr>
           <w:rFonts w:ascii="Calibri" w:hAnsi="Calibri"/>
           <w:b/>
-        </w:rPr>
-        <w:t xml:space="preserve">WebScraper </w:t>
-      </w:r>
-      <w:r>
-        <w:rPr>
-          <w:rFonts w:ascii="Calibri" w:hAnsi="Calibri"/>
-        </w:rPr>
-        <w:t>(tools/web_scraper.py): Guardian API client with exponential-backoff retry and OS-truststore TLS verification (via the truststore package, required behind corporate TLS-intercepting proxies).</w:t>
+          <w:color w:val="4472C4"/>
+          <w:sz w:val="24"/>
+        </w:rPr>
+        <w:lastRenderedPageBreak/>
+        <w:t>Summary Page</w:t>
       </w:r>
     </w:p>
     <w:p>
       <w:pPr>
-        <w:spacing w:after="120"/>
-      </w:pPr>
-      <w:r>
-        <w:rPr>
-          <w:rFonts w:ascii="Calibri" w:hAnsi="Calibri"/>
-          <w:b/>
-        </w:rPr>
-        <w:t xml:space="preserve">FileManager </w:t>
-      </w:r>
-      <w:r>
-        <w:rPr>
-          <w:rFonts w:ascii="Calibri" w:hAnsi="Calibri"/>
-        </w:rPr>
-        <w:t>(tools/file_manager.py): Processed-URL persistence and per-nation snapshot directory management.</w:t>
+        <w:spacing w:before="40" w:after="120"/>
+      </w:pPr>
+      <w:r>
+        <w:rPr>
+          <w:rFonts w:ascii="Calibri" w:hAnsi="Calibri"/>
+        </w:rPr>
+        <w:t xml:space="preserve">After all nations are processed, </w:t>
+      </w:r>
+      <w:proofErr w:type="spellStart"/>
+      <w:r>
+        <w:rPr>
+          <w:rFonts w:ascii="Calibri" w:hAnsi="Calibri"/>
+        </w:rPr>
+        <w:t>render_summary_</w:t>
+      </w:r>
+      <w:proofErr w:type="gramStart"/>
+      <w:r>
+        <w:rPr>
+          <w:rFonts w:ascii="Calibri" w:hAnsi="Calibri"/>
+        </w:rPr>
+        <w:t>html</w:t>
+      </w:r>
+      <w:proofErr w:type="spellEnd"/>
+      <w:r>
+        <w:rPr>
+          <w:rFonts w:ascii="Calibri" w:hAnsi="Calibri"/>
+        </w:rPr>
+        <w:t>(</w:t>
+      </w:r>
+      <w:proofErr w:type="gramEnd"/>
+      <w:r>
+        <w:rPr>
+          <w:rFonts w:ascii="Calibri" w:hAnsi="Calibri"/>
+        </w:rPr>
+        <w:t xml:space="preserve">) produces </w:t>
+      </w:r>
+      <w:proofErr w:type="gramStart"/>
+      <w:r>
+        <w:rPr>
+          <w:rFonts w:ascii="Calibri" w:hAnsi="Calibri"/>
+        </w:rPr>
+        <w:t>data/matrix/summary.html—a</w:t>
+      </w:r>
+      <w:proofErr w:type="gramEnd"/>
+      <w:r>
+        <w:rPr>
+          <w:rFonts w:ascii="Calibri" w:hAnsi="Calibri"/>
+        </w:rPr>
+        <w:t xml:space="preserve"> standalone page with a multi-line Canvas chart showing the cumulative US-alignment score over time for every nation, with legend links that navigate to each nation's individual ACH matrix. The per-article alignment score is computed as weight[h1_mark] − weight[h3_mark] where weights are ++:2, +:1, N/A:0, </w:t>
+      </w:r>
+      <w:proofErr w:type="gramStart"/>
+      <w:r>
+        <w:rPr>
+          <w:rFonts w:ascii="Calibri" w:hAnsi="Calibri"/>
+        </w:rPr>
+        <w:t>-:−</w:t>
+      </w:r>
+      <w:proofErr w:type="gramEnd"/>
+      <w:r>
+        <w:rPr>
+          <w:rFonts w:ascii="Calibri" w:hAnsi="Calibri"/>
+        </w:rPr>
+        <w:t xml:space="preserve">1, </w:t>
+      </w:r>
+      <w:proofErr w:type="gramStart"/>
+      <w:r>
+        <w:rPr>
+          <w:rFonts w:ascii="Calibri" w:hAnsi="Calibri"/>
+        </w:rPr>
+        <w:t>--:−</w:t>
+      </w:r>
+      <w:proofErr w:type="gramEnd"/>
+      <w:r>
+        <w:rPr>
+          <w:rFonts w:ascii="Calibri" w:hAnsi="Calibri"/>
+        </w:rPr>
+        <w:t>2.</w:t>
       </w:r>
     </w:p>
     <w:p>
       <w:pPr>
-        <w:spacing w:after="120"/>
+        <w:spacing w:before="280" w:after="80"/>
       </w:pPr>
       <w:r>
         <w:rPr>
           <w:rFonts w:ascii="Calibri" w:hAnsi="Calibri"/>
           <w:b/>
-        </w:rPr>
-        <w:t xml:space="preserve">AuditLogger </w:t>
-      </w:r>
-      <w:r>
-        <w:rPr>
-          <w:rFonts w:ascii="Calibri" w:hAnsi="Calibri"/>
-        </w:rPr>
-        <w:t>(tools/audit_logger.py): Named Python loggers write to logs/agent_interactions.log, logs/assessments.log, and logs/errors.log. A rich console handler provides live terminal output with colored tables.</w:t>
+          <w:color w:val="4472C4"/>
+          <w:sz w:val="24"/>
+        </w:rPr>
+        <w:t>Supporting Tools</w:t>
       </w:r>
     </w:p>
     <w:p>
       <w:pPr>
         <w:spacing w:after="120"/>
       </w:pPr>
+      <w:proofErr w:type="spellStart"/>
       <w:r>
         <w:rPr>
           <w:rFonts w:ascii="Calibri" w:hAnsi="Calibri"/>
           <w:b/>
         </w:rPr>
-        <w:t xml:space="preserve">MatrixView </w:t>
+        <w:t>LLMInterface</w:t>
+      </w:r>
+      <w:proofErr w:type="spellEnd"/>
+      <w:r>
+        <w:rPr>
+          <w:rFonts w:ascii="Calibri" w:hAnsi="Calibri"/>
+          <w:b/>
+        </w:rPr>
+        <w:t xml:space="preserve"> </w:t>
+      </w:r>
+      <w:r>
+        <w:rPr>
+          <w:rFonts w:ascii="Calibri" w:hAnsi="Calibri"/>
+        </w:rPr>
+        <w:t xml:space="preserve">(tools/llm_interface.py): Thin HTTP client over </w:t>
+      </w:r>
+      <w:proofErr w:type="spellStart"/>
+      <w:r>
+        <w:rPr>
+          <w:rFonts w:ascii="Calibri" w:hAnsi="Calibri"/>
+        </w:rPr>
+        <w:t>Ollama's</w:t>
+      </w:r>
+      <w:proofErr w:type="spellEnd"/>
+      <w:r>
+        <w:rPr>
+          <w:rFonts w:ascii="Calibri" w:hAnsi="Calibri"/>
+        </w:rPr>
+        <w:t xml:space="preserve"> /</w:t>
+      </w:r>
+      <w:proofErr w:type="spellStart"/>
+      <w:r>
+        <w:rPr>
+          <w:rFonts w:ascii="Calibri" w:hAnsi="Calibri"/>
+        </w:rPr>
+        <w:t>api</w:t>
+      </w:r>
+      <w:proofErr w:type="spellEnd"/>
+      <w:r>
+        <w:rPr>
+          <w:rFonts w:ascii="Calibri" w:hAnsi="Calibri"/>
+        </w:rPr>
+        <w:t>/generate endpoint. Implements the comparative ACH prompt and a multi-strategy evidence-mark parser.</w:t>
+      </w:r>
+    </w:p>
+    <w:p>
+      <w:pPr>
+        <w:spacing w:after="120"/>
+      </w:pPr>
+      <w:proofErr w:type="spellStart"/>
+      <w:r>
+        <w:rPr>
+          <w:rFonts w:ascii="Calibri" w:hAnsi="Calibri"/>
+          <w:b/>
+        </w:rPr>
+        <w:t>WebScraper</w:t>
+      </w:r>
+      <w:proofErr w:type="spellEnd"/>
+      <w:r>
+        <w:rPr>
+          <w:rFonts w:ascii="Calibri" w:hAnsi="Calibri"/>
+          <w:b/>
+        </w:rPr>
+        <w:t xml:space="preserve"> </w:t>
+      </w:r>
+      <w:r>
+        <w:rPr>
+          <w:rFonts w:ascii="Calibri" w:hAnsi="Calibri"/>
+        </w:rPr>
+        <w:t>(tools/web_scraper.py): Guardian API client with exponential-backoff retry and OS-</w:t>
+      </w:r>
+      <w:proofErr w:type="spellStart"/>
+      <w:r>
+        <w:rPr>
+          <w:rFonts w:ascii="Calibri" w:hAnsi="Calibri"/>
+        </w:rPr>
+        <w:t>truststore</w:t>
+      </w:r>
+      <w:proofErr w:type="spellEnd"/>
+      <w:r>
+        <w:rPr>
+          <w:rFonts w:ascii="Calibri" w:hAnsi="Calibri"/>
+        </w:rPr>
+        <w:t xml:space="preserve"> TLS verification (via the </w:t>
+      </w:r>
+      <w:proofErr w:type="spellStart"/>
+      <w:r>
+        <w:rPr>
+          <w:rFonts w:ascii="Calibri" w:hAnsi="Calibri"/>
+        </w:rPr>
+        <w:t>truststore</w:t>
+      </w:r>
+      <w:proofErr w:type="spellEnd"/>
+      <w:r>
+        <w:rPr>
+          <w:rFonts w:ascii="Calibri" w:hAnsi="Calibri"/>
+        </w:rPr>
+        <w:t xml:space="preserve"> package, required behind corporate TLS-intercepting proxies).</w:t>
+      </w:r>
+    </w:p>
+    <w:p>
+      <w:pPr>
+        <w:spacing w:after="120"/>
+      </w:pPr>
+      <w:proofErr w:type="spellStart"/>
+      <w:r>
+        <w:rPr>
+          <w:rFonts w:ascii="Calibri" w:hAnsi="Calibri"/>
+          <w:b/>
+        </w:rPr>
+        <w:t>FileManager</w:t>
+      </w:r>
+      <w:proofErr w:type="spellEnd"/>
+      <w:r>
+        <w:rPr>
+          <w:rFonts w:ascii="Calibri" w:hAnsi="Calibri"/>
+          <w:b/>
+        </w:rPr>
+        <w:t xml:space="preserve"> </w:t>
+      </w:r>
+      <w:r>
+        <w:rPr>
+          <w:rFonts w:ascii="Calibri" w:hAnsi="Calibri"/>
+        </w:rPr>
+        <w:t>(tools/file_manager.py): Processed-URL persistence and per-nation snapshot directory management.</w:t>
+      </w:r>
+    </w:p>
+    <w:p>
+      <w:pPr>
+        <w:spacing w:after="120"/>
+      </w:pPr>
+      <w:proofErr w:type="spellStart"/>
+      <w:r>
+        <w:rPr>
+          <w:rFonts w:ascii="Calibri" w:hAnsi="Calibri"/>
+          <w:b/>
+        </w:rPr>
+        <w:t>AuditLogger</w:t>
+      </w:r>
+      <w:proofErr w:type="spellEnd"/>
+      <w:r>
+        <w:rPr>
+          <w:rFonts w:ascii="Calibri" w:hAnsi="Calibri"/>
+          <w:b/>
+        </w:rPr>
+        <w:t xml:space="preserve"> </w:t>
+      </w:r>
+      <w:r>
+        <w:rPr>
+          <w:rFonts w:ascii="Calibri" w:hAnsi="Calibri"/>
+        </w:rPr>
+        <w:t>(tools/audit_logger.py): Named Python loggers write to logs/agent_interactions.log, logs/assessments.log, and logs/errors.log. A rich console handler provides live terminal output with colored tables.</w:t>
+      </w:r>
+    </w:p>
+    <w:p>
+      <w:pPr>
+        <w:spacing w:after="120"/>
+      </w:pPr>
+      <w:proofErr w:type="spellStart"/>
+      <w:r>
+        <w:rPr>
+          <w:rFonts w:ascii="Calibri" w:hAnsi="Calibri"/>
+          <w:b/>
+        </w:rPr>
+        <w:t>MatrixView</w:t>
+      </w:r>
+      <w:proofErr w:type="spellEnd"/>
+      <w:r>
+        <w:rPr>
+          <w:rFonts w:ascii="Calibri" w:hAnsi="Calibri"/>
+          <w:b/>
+        </w:rPr>
+        <w:t xml:space="preserve"> </w:t>
       </w:r>
       <w:r>
         <w:rPr>
@@ -554,7 +978,35 @@
         <w:rPr>
           <w:rFonts w:ascii="Calibri" w:hAnsi="Calibri"/>
         </w:rPr>
-        <w:t>Version 1 established the basic three-tier pipeline for a single nation (China–US relations) and validated the core loop: scrape → score → accumulate. The LLM prompt evaluated one hypothesis per call, requiring three sequential LLM calls per article. The matrix was single-nation only, rendered as a static HTML table with no line graph. The test suite (86 hermetic tests) was also established in v1, mocking all external I/O (Guardian API, Ollama) so the pipeline could be verified without network or model access.</w:t>
+        <w:t xml:space="preserve">Version 1 established the basic three-tier pipeline for a single nation (China–US relations) and validated the core loop: scrape → score → accumulate. The LLM prompt evaluated one hypothesis per call, requiring three sequential LLM calls per article. The matrix was </w:t>
+      </w:r>
+      <w:proofErr w:type="gramStart"/>
+      <w:r>
+        <w:rPr>
+          <w:rFonts w:ascii="Calibri" w:hAnsi="Calibri"/>
+        </w:rPr>
+        <w:t>single-nation</w:t>
+      </w:r>
+      <w:proofErr w:type="gramEnd"/>
+      <w:r>
+        <w:rPr>
+          <w:rFonts w:ascii="Calibri" w:hAnsi="Calibri"/>
+        </w:rPr>
+        <w:t xml:space="preserve"> only, rendered as a static HTML table with no line graph. The test suite (86 hermetic tests) was also established in v1, mocking all external I/O (Guardian API, </w:t>
+      </w:r>
+      <w:proofErr w:type="spellStart"/>
+      <w:r>
+        <w:rPr>
+          <w:rFonts w:ascii="Calibri" w:hAnsi="Calibri"/>
+        </w:rPr>
+        <w:t>Ollama</w:t>
+      </w:r>
+      <w:proofErr w:type="spellEnd"/>
+      <w:r>
+        <w:rPr>
+          <w:rFonts w:ascii="Calibri" w:hAnsi="Calibri"/>
+        </w:rPr>
+        <w:t>) so the pipeline could be verified without network or model access.</w:t>
       </w:r>
     </w:p>
     <w:p>
@@ -579,7 +1031,21 @@
         <w:rPr>
           <w:rFonts w:ascii="Calibri" w:hAnsi="Calibri"/>
         </w:rPr>
-        <w:t>The key insight driving v2 was that ACH diagnosticity is fundamentally comparative: evidence is diagnostic only insofar as it distinguishes between competing hypotheses. Scoring one hypothesis in isolation loses this discriminating power. v2 replaced the per-hypothesis prompt with a single comparative prompt presenting all three hypotheses simultaneously, reducing LLM calls per article from 3×passes to 1×passes while improving mark coherence. The evidence mark parser was also hardened to handle the wider variety of model output formats.</w:t>
+        <w:t xml:space="preserve">The key insight driving v2 was that ACH </w:t>
+      </w:r>
+      <w:proofErr w:type="spellStart"/>
+      <w:r>
+        <w:rPr>
+          <w:rFonts w:ascii="Calibri" w:hAnsi="Calibri"/>
+        </w:rPr>
+        <w:t>diagnosticity</w:t>
+      </w:r>
+      <w:proofErr w:type="spellEnd"/>
+      <w:r>
+        <w:rPr>
+          <w:rFonts w:ascii="Calibri" w:hAnsi="Calibri"/>
+        </w:rPr>
+        <w:t xml:space="preserve"> is fundamentally comparative: evidence is diagnostic only insofar as it distinguishes between competing hypotheses. Scoring one hypothesis in isolation loses this discriminating power. v2 replaced the per-hypothesis prompt with a single comparative prompt presenting all three hypotheses simultaneously, reducing LLM calls per article from 3×passes to 1×passes while improving mark coherence. The evidence mark parser was also hardened to handle the wider variety of model output formats.</w:t>
       </w:r>
     </w:p>
     <w:p>
@@ -605,7 +1071,21 @@
         <w:rPr>
           <w:rFonts w:ascii="Calibri" w:hAnsi="Calibri"/>
         </w:rPr>
-        <w:t>v3 extended the pipeline to support arbitrarily many nations via a YAML configuration file (config/hypothesis_config.yaml). Each nation runs its own fully isolated Scraper → Assessment → Matrix pass with no shared state. Key additions:</w:t>
+        <w:t>v3 extended the pipeline to support arbitrarily many nations via a YAML configuration file (config/</w:t>
+      </w:r>
+      <w:proofErr w:type="spellStart"/>
+      <w:r>
+        <w:rPr>
+          <w:rFonts w:ascii="Calibri" w:hAnsi="Calibri"/>
+        </w:rPr>
+        <w:t>hypothesis_config.yaml</w:t>
+      </w:r>
+      <w:proofErr w:type="spellEnd"/>
+      <w:r>
+        <w:rPr>
+          <w:rFonts w:ascii="Calibri" w:hAnsi="Calibri"/>
+        </w:rPr>
+        <w:t>). Each nation runs its own fully isolated Scraper → Assessment → Matrix pass with no shared state. Key additions:</w:t>
       </w:r>
     </w:p>
     <w:p>
@@ -649,11 +1129,47 @@
         <w:pStyle w:val="ListBullet"/>
         <w:spacing w:after="60"/>
       </w:pPr>
-      <w:r>
-        <w:rPr>
-          <w:rFonts w:ascii="Calibri" w:hAnsi="Calibri"/>
-        </w:rPr>
-        <w:t>MatrixAgent always initializes from prior state before scraping, ensuring previously-accumulated evidence carries forward even on runs where no new articles are found.</w:t>
+      <w:proofErr w:type="spellStart"/>
+      <w:r>
+        <w:rPr>
+          <w:rFonts w:ascii="Calibri" w:hAnsi="Calibri"/>
+        </w:rPr>
+        <w:t>MatrixAgent</w:t>
+      </w:r>
+      <w:proofErr w:type="spellEnd"/>
+      <w:r>
+        <w:rPr>
+          <w:rFonts w:ascii="Calibri" w:hAnsi="Calibri"/>
+        </w:rPr>
+        <w:t xml:space="preserve"> always initializes from prior state before scraping, ensuring </w:t>
+      </w:r>
+      <w:proofErr w:type="gramStart"/>
+      <w:r>
+        <w:rPr>
+          <w:rFonts w:ascii="Calibri" w:hAnsi="Calibri"/>
+        </w:rPr>
+        <w:t>previously-accumulated</w:t>
+      </w:r>
+      <w:proofErr w:type="gramEnd"/>
+      <w:r>
+        <w:rPr>
+          <w:rFonts w:ascii="Calibri" w:hAnsi="Calibri"/>
+        </w:rPr>
+        <w:t xml:space="preserve"> evidence </w:t>
+      </w:r>
+      <w:proofErr w:type="gramStart"/>
+      <w:r>
+        <w:rPr>
+          <w:rFonts w:ascii="Calibri" w:hAnsi="Calibri"/>
+        </w:rPr>
+        <w:t>carries</w:t>
+      </w:r>
+      <w:proofErr w:type="gramEnd"/>
+      <w:r>
+        <w:rPr>
+          <w:rFonts w:ascii="Calibri" w:hAnsi="Calibri"/>
+        </w:rPr>
+        <w:t xml:space="preserve"> forward even on runs where no new articles are found.</w:t>
       </w:r>
     </w:p>
     <w:p>
@@ -665,7 +1181,21 @@
         <w:rPr>
           <w:rFonts w:ascii="Calibri" w:hAnsi="Calibri"/>
         </w:rPr>
-        <w:t>URL tracking in EvidenceRow — enables back-linking from the matrix table to the original Guardian article.</w:t>
+        <w:t xml:space="preserve">URL tracking in </w:t>
+      </w:r>
+      <w:proofErr w:type="spellStart"/>
+      <w:r>
+        <w:rPr>
+          <w:rFonts w:ascii="Calibri" w:hAnsi="Calibri"/>
+        </w:rPr>
+        <w:t>EvidenceRow</w:t>
+      </w:r>
+      <w:proofErr w:type="spellEnd"/>
+      <w:r>
+        <w:rPr>
+          <w:rFonts w:ascii="Calibri" w:hAnsi="Calibri"/>
+        </w:rPr>
+        <w:t xml:space="preserve"> — enables back-linking from the matrix table to the original Guardian article.</w:t>
       </w:r>
     </w:p>
     <w:p>
@@ -702,7 +1232,37 @@
         <w:rPr>
           <w:rFonts w:ascii="Calibri" w:hAnsi="Calibri"/>
         </w:rPr>
-        <w:t>The system is implemented in Python 3.12 and managed with uv (an ultrafast Rust-based package manager). All runtime dependencies are declared in pyproject.toml.</w:t>
+        <w:t xml:space="preserve">The system is implemented in Python 3.12 and managed with </w:t>
+      </w:r>
+      <w:proofErr w:type="spellStart"/>
+      <w:r>
+        <w:rPr>
+          <w:rFonts w:ascii="Calibri" w:hAnsi="Calibri"/>
+        </w:rPr>
+        <w:t>uv</w:t>
+      </w:r>
+      <w:proofErr w:type="spellEnd"/>
+      <w:r>
+        <w:rPr>
+          <w:rFonts w:ascii="Calibri" w:hAnsi="Calibri"/>
+        </w:rPr>
+        <w:t xml:space="preserve"> (an ultrafast Rust-based package manager). All runtime dependencies are declared in </w:t>
+      </w:r>
+      <w:proofErr w:type="spellStart"/>
+      <w:proofErr w:type="gramStart"/>
+      <w:r>
+        <w:rPr>
+          <w:rFonts w:ascii="Calibri" w:hAnsi="Calibri"/>
+        </w:rPr>
+        <w:t>pyproject.toml</w:t>
+      </w:r>
+      <w:proofErr w:type="spellEnd"/>
+      <w:proofErr w:type="gramEnd"/>
+      <w:r>
+        <w:rPr>
+          <w:rFonts w:ascii="Calibri" w:hAnsi="Calibri"/>
+        </w:rPr>
+        <w:t>.</w:t>
       </w:r>
     </w:p>
     <w:p>
@@ -728,7 +1288,21 @@
         <w:rPr>
           <w:rFonts w:ascii="Calibri" w:hAnsi="Calibri"/>
         </w:rPr>
-        <w:t>Python 3.12 — type hints throughout; Pydantic v2 models for inter-agent data contracts.</w:t>
+        <w:t xml:space="preserve">Python 3.12 — type hints throughout; </w:t>
+      </w:r>
+      <w:proofErr w:type="spellStart"/>
+      <w:r>
+        <w:rPr>
+          <w:rFonts w:ascii="Calibri" w:hAnsi="Calibri"/>
+        </w:rPr>
+        <w:t>Pydantic</w:t>
+      </w:r>
+      <w:proofErr w:type="spellEnd"/>
+      <w:r>
+        <w:rPr>
+          <w:rFonts w:ascii="Calibri" w:hAnsi="Calibri"/>
+        </w:rPr>
+        <w:t xml:space="preserve"> v2 models for inter-agent data contracts.</w:t>
       </w:r>
     </w:p>
     <w:p>
@@ -736,11 +1310,33 @@
         <w:pStyle w:val="ListBullet"/>
         <w:spacing w:after="60"/>
       </w:pPr>
-      <w:r>
-        <w:rPr>
-          <w:rFonts w:ascii="Calibri" w:hAnsi="Calibri"/>
-        </w:rPr>
-        <w:t>uv — dependency management and virtual environment; all commands run via uv run python main.py.</w:t>
+      <w:proofErr w:type="spellStart"/>
+      <w:r>
+        <w:rPr>
+          <w:rFonts w:ascii="Calibri" w:hAnsi="Calibri"/>
+        </w:rPr>
+        <w:t>uv</w:t>
+      </w:r>
+      <w:proofErr w:type="spellEnd"/>
+      <w:r>
+        <w:rPr>
+          <w:rFonts w:ascii="Calibri" w:hAnsi="Calibri"/>
+        </w:rPr>
+        <w:t xml:space="preserve"> — dependency management and virtual environment; all commands run via </w:t>
+      </w:r>
+      <w:proofErr w:type="spellStart"/>
+      <w:r>
+        <w:rPr>
+          <w:rFonts w:ascii="Calibri" w:hAnsi="Calibri"/>
+        </w:rPr>
+        <w:t>uv</w:t>
+      </w:r>
+      <w:proofErr w:type="spellEnd"/>
+      <w:r>
+        <w:rPr>
+          <w:rFonts w:ascii="Calibri" w:hAnsi="Calibri"/>
+        </w:rPr>
+        <w:t xml:space="preserve"> run python main.py.</w:t>
       </w:r>
     </w:p>
     <w:p>
@@ -748,11 +1344,19 @@
         <w:pStyle w:val="ListBullet"/>
         <w:spacing w:after="60"/>
       </w:pPr>
-      <w:r>
-        <w:rPr>
-          <w:rFonts w:ascii="Calibri" w:hAnsi="Calibri"/>
-        </w:rPr>
-        <w:t>Ollama — local LLM serving; the pipeline targets llama3.1 (8B) with an 8 192-token context window.</w:t>
+      <w:proofErr w:type="spellStart"/>
+      <w:r>
+        <w:rPr>
+          <w:rFonts w:ascii="Calibri" w:hAnsi="Calibri"/>
+        </w:rPr>
+        <w:t>Ollama</w:t>
+      </w:r>
+      <w:proofErr w:type="spellEnd"/>
+      <w:r>
+        <w:rPr>
+          <w:rFonts w:ascii="Calibri" w:hAnsi="Calibri"/>
+        </w:rPr>
+        <w:t xml:space="preserve"> — local LLM serving; the pipeline targets llama3.1 (8B) with an 8 192-token context window.</w:t>
       </w:r>
     </w:p>
     <w:p>
@@ -774,11 +1378,33 @@
         <w:pStyle w:val="ListBullet"/>
         <w:spacing w:after="60"/>
       </w:pPr>
-      <w:r>
-        <w:rPr>
-          <w:rFonts w:ascii="Calibri" w:hAnsi="Calibri"/>
-        </w:rPr>
-        <w:t>pydantic / pydantic-settings — data validation and environment-variable-driven configuration.</w:t>
+      <w:proofErr w:type="spellStart"/>
+      <w:r>
+        <w:rPr>
+          <w:rFonts w:ascii="Calibri" w:hAnsi="Calibri"/>
+        </w:rPr>
+        <w:t>pydantic</w:t>
+      </w:r>
+      <w:proofErr w:type="spellEnd"/>
+      <w:r>
+        <w:rPr>
+          <w:rFonts w:ascii="Calibri" w:hAnsi="Calibri"/>
+        </w:rPr>
+        <w:t xml:space="preserve"> / </w:t>
+      </w:r>
+      <w:proofErr w:type="spellStart"/>
+      <w:r>
+        <w:rPr>
+          <w:rFonts w:ascii="Calibri" w:hAnsi="Calibri"/>
+        </w:rPr>
+        <w:t>pydantic</w:t>
+      </w:r>
+      <w:proofErr w:type="spellEnd"/>
+      <w:r>
+        <w:rPr>
+          <w:rFonts w:ascii="Calibri" w:hAnsi="Calibri"/>
+        </w:rPr>
+        <w:t>-settings — data validation and environment-variable-driven configuration.</w:t>
       </w:r>
     </w:p>
     <w:p>
@@ -790,7 +1416,21 @@
         <w:rPr>
           <w:rFonts w:ascii="Calibri" w:hAnsi="Calibri"/>
         </w:rPr>
-        <w:t>requests — HTTP client for both the Guardian API and the Ollama endpoint.</w:t>
+        <w:t xml:space="preserve">requests — HTTP client for both the Guardian API and the </w:t>
+      </w:r>
+      <w:proofErr w:type="spellStart"/>
+      <w:r>
+        <w:rPr>
+          <w:rFonts w:ascii="Calibri" w:hAnsi="Calibri"/>
+        </w:rPr>
+        <w:t>Ollama</w:t>
+      </w:r>
+      <w:proofErr w:type="spellEnd"/>
+      <w:r>
+        <w:rPr>
+          <w:rFonts w:ascii="Calibri" w:hAnsi="Calibri"/>
+        </w:rPr>
+        <w:t xml:space="preserve"> endpoint.</w:t>
       </w:r>
     </w:p>
     <w:p>
@@ -798,11 +1438,19 @@
         <w:pStyle w:val="ListBullet"/>
         <w:spacing w:after="60"/>
       </w:pPr>
-      <w:r>
-        <w:rPr>
-          <w:rFonts w:ascii="Calibri" w:hAnsi="Calibri"/>
-        </w:rPr>
-        <w:t>truststore — OS trust-store injection for TLS verification behind corporate proxies.</w:t>
+      <w:proofErr w:type="spellStart"/>
+      <w:r>
+        <w:rPr>
+          <w:rFonts w:ascii="Calibri" w:hAnsi="Calibri"/>
+        </w:rPr>
+        <w:t>truststore</w:t>
+      </w:r>
+      <w:proofErr w:type="spellEnd"/>
+      <w:r>
+        <w:rPr>
+          <w:rFonts w:ascii="Calibri" w:hAnsi="Calibri"/>
+        </w:rPr>
+        <w:t xml:space="preserve"> — OS trust-store injection for TLS verification behind corporate proxies.</w:t>
       </w:r>
     </w:p>
     <w:p>
@@ -810,11 +1458,19 @@
         <w:pStyle w:val="ListBullet"/>
         <w:spacing w:after="60"/>
       </w:pPr>
-      <w:r>
-        <w:rPr>
-          <w:rFonts w:ascii="Calibri" w:hAnsi="Calibri"/>
-        </w:rPr>
-        <w:t>PyYAML — hypothesis configuration loading.</w:t>
+      <w:proofErr w:type="spellStart"/>
+      <w:r>
+        <w:rPr>
+          <w:rFonts w:ascii="Calibri" w:hAnsi="Calibri"/>
+        </w:rPr>
+        <w:t>PyYAML</w:t>
+      </w:r>
+      <w:proofErr w:type="spellEnd"/>
+      <w:r>
+        <w:rPr>
+          <w:rFonts w:ascii="Calibri" w:hAnsi="Calibri"/>
+        </w:rPr>
+        <w:t xml:space="preserve"> — hypothesis configuration loading.</w:t>
       </w:r>
     </w:p>
     <w:p>
@@ -834,11 +1490,33 @@
         <w:pStyle w:val="ListBullet"/>
         <w:spacing w:after="60"/>
       </w:pPr>
-      <w:r>
-        <w:rPr>
-          <w:rFonts w:ascii="Calibri" w:hAnsi="Calibri"/>
-        </w:rPr>
-        <w:t>pytest / pytest-cov — hermetic test suite (86 tests, no network or LLM required).</w:t>
+      <w:proofErr w:type="spellStart"/>
+      <w:r>
+        <w:rPr>
+          <w:rFonts w:ascii="Calibri" w:hAnsi="Calibri"/>
+        </w:rPr>
+        <w:t>pytest</w:t>
+      </w:r>
+      <w:proofErr w:type="spellEnd"/>
+      <w:r>
+        <w:rPr>
+          <w:rFonts w:ascii="Calibri" w:hAnsi="Calibri"/>
+        </w:rPr>
+        <w:t xml:space="preserve"> / </w:t>
+      </w:r>
+      <w:proofErr w:type="spellStart"/>
+      <w:r>
+        <w:rPr>
+          <w:rFonts w:ascii="Calibri" w:hAnsi="Calibri"/>
+        </w:rPr>
+        <w:t>pytest-cov</w:t>
+      </w:r>
+      <w:proofErr w:type="spellEnd"/>
+      <w:r>
+        <w:rPr>
+          <w:rFonts w:ascii="Calibri" w:hAnsi="Calibri"/>
+        </w:rPr>
+        <w:t xml:space="preserve"> — hermetic test suite (86 tests, no network or LLM required).</w:t>
       </w:r>
     </w:p>
     <w:p>
@@ -850,7 +1528,21 @@
         <w:rPr>
           <w:rFonts w:ascii="Calibri" w:hAnsi="Calibri"/>
         </w:rPr>
-        <w:t>python-docx / lxml — used to generate this report.</w:t>
+        <w:t xml:space="preserve">python-docx / </w:t>
+      </w:r>
+      <w:proofErr w:type="spellStart"/>
+      <w:r>
+        <w:rPr>
+          <w:rFonts w:ascii="Calibri" w:hAnsi="Calibri"/>
+        </w:rPr>
+        <w:t>lxml</w:t>
+      </w:r>
+      <w:proofErr w:type="spellEnd"/>
+      <w:r>
+        <w:rPr>
+          <w:rFonts w:ascii="Calibri" w:hAnsi="Calibri"/>
+        </w:rPr>
+        <w:t xml:space="preserve"> — used to generate this report.</w:t>
       </w:r>
     </w:p>
     <w:p>
@@ -858,11 +1550,33 @@
         <w:pStyle w:val="ListBullet"/>
         <w:spacing w:after="60"/>
       </w:pPr>
-      <w:r>
-        <w:rPr>
-          <w:rFonts w:ascii="Calibri" w:hAnsi="Calibri"/>
-        </w:rPr>
-        <w:t>langgraph, langchain, torch, sentence-transformers — installed but not used at runtime; retained for potential future extensions.</w:t>
+      <w:proofErr w:type="spellStart"/>
+      <w:r>
+        <w:rPr>
+          <w:rFonts w:ascii="Calibri" w:hAnsi="Calibri"/>
+        </w:rPr>
+        <w:t>langgraph</w:t>
+      </w:r>
+      <w:proofErr w:type="spellEnd"/>
+      <w:r>
+        <w:rPr>
+          <w:rFonts w:ascii="Calibri" w:hAnsi="Calibri"/>
+        </w:rPr>
+        <w:t xml:space="preserve">, </w:t>
+      </w:r>
+      <w:proofErr w:type="spellStart"/>
+      <w:r>
+        <w:rPr>
+          <w:rFonts w:ascii="Calibri" w:hAnsi="Calibri"/>
+        </w:rPr>
+        <w:t>langchain</w:t>
+      </w:r>
+      <w:proofErr w:type="spellEnd"/>
+      <w:r>
+        <w:rPr>
+          <w:rFonts w:ascii="Calibri" w:hAnsi="Calibri"/>
+        </w:rPr>
+        <w:t>, torch, sentence-transformers — installed but not used at runtime; retained for potential future extensions.</w:t>
       </w:r>
     </w:p>
     <w:p>
@@ -888,7 +1602,35 @@
         <w:rPr>
           <w:rFonts w:ascii="Calibri" w:hAnsi="Calibri"/>
         </w:rPr>
-        <w:t>All tunable parameters (LLM endpoint, model, temperature, number of passes, confidence threshold, Guardian API key, article window in days, storage cap) are exposed as Pydantic Settings fields that map case-insensitively to environment variables. A .env file is supported via python-dotenv. The literal "test" Guardian API key works out of the box for development; production deployments should set GUARDIAN_API_KEY to a registered free key.</w:t>
+        <w:t xml:space="preserve">All tunable parameters (LLM endpoint, model, temperature, number of passes, confidence threshold, Guardian API key, article window in days, storage cap) are exposed as </w:t>
+      </w:r>
+      <w:proofErr w:type="spellStart"/>
+      <w:r>
+        <w:rPr>
+          <w:rFonts w:ascii="Calibri" w:hAnsi="Calibri"/>
+        </w:rPr>
+        <w:t>Pydantic</w:t>
+      </w:r>
+      <w:proofErr w:type="spellEnd"/>
+      <w:r>
+        <w:rPr>
+          <w:rFonts w:ascii="Calibri" w:hAnsi="Calibri"/>
+        </w:rPr>
+        <w:t xml:space="preserve"> Settings fields that map case-insensitively to environment variables. A .env file is supported via python-</w:t>
+      </w:r>
+      <w:proofErr w:type="spellStart"/>
+      <w:r>
+        <w:rPr>
+          <w:rFonts w:ascii="Calibri" w:hAnsi="Calibri"/>
+        </w:rPr>
+        <w:t>dotenv</w:t>
+      </w:r>
+      <w:proofErr w:type="spellEnd"/>
+      <w:r>
+        <w:rPr>
+          <w:rFonts w:ascii="Calibri" w:hAnsi="Calibri"/>
+        </w:rPr>
+        <w:t>. The literal "test" Guardian API key works out of the box for development; production deployments should set GUARDIAN_API_KEY to a registered free key.</w:t>
       </w:r>
     </w:p>
     <w:p>
@@ -909,11 +1651,103 @@
       <w:pPr>
         <w:spacing w:before="40" w:after="120"/>
       </w:pPr>
-      <w:r>
-        <w:rPr>
-          <w:rFonts w:ascii="Calibri" w:hAnsi="Calibri"/>
-        </w:rPr>
-        <w:t>ArticleData objects (Pydantic) cross the Tier 1 → Tier 2 boundary. AssessmentResult objects (Pydantic) cross the Tier 2 → Tier 3 boundary. MatrixAgentState (dataclass) is the Tier 3 output and is also consumed by the orchestrator to build the summary page. EvidenceRow objects serialize to/from JSON for cross-run persistence. This clean schema contract means each tier can be unit-tested in isolation with typed mock data.</w:t>
+      <w:proofErr w:type="spellStart"/>
+      <w:r>
+        <w:rPr>
+          <w:rFonts w:ascii="Calibri" w:hAnsi="Calibri"/>
+        </w:rPr>
+        <w:t>ArticleData</w:t>
+      </w:r>
+      <w:proofErr w:type="spellEnd"/>
+      <w:r>
+        <w:rPr>
+          <w:rFonts w:ascii="Calibri" w:hAnsi="Calibri"/>
+        </w:rPr>
+        <w:t xml:space="preserve"> objects (</w:t>
+      </w:r>
+      <w:proofErr w:type="spellStart"/>
+      <w:r>
+        <w:rPr>
+          <w:rFonts w:ascii="Calibri" w:hAnsi="Calibri"/>
+        </w:rPr>
+        <w:t>Pydantic</w:t>
+      </w:r>
+      <w:proofErr w:type="spellEnd"/>
+      <w:r>
+        <w:rPr>
+          <w:rFonts w:ascii="Calibri" w:hAnsi="Calibri"/>
+        </w:rPr>
+        <w:t xml:space="preserve">) cross the Tier 1 → Tier 2 boundary. </w:t>
+      </w:r>
+      <w:proofErr w:type="spellStart"/>
+      <w:r>
+        <w:rPr>
+          <w:rFonts w:ascii="Calibri" w:hAnsi="Calibri"/>
+        </w:rPr>
+        <w:t>AssessmentResult</w:t>
+      </w:r>
+      <w:proofErr w:type="spellEnd"/>
+      <w:r>
+        <w:rPr>
+          <w:rFonts w:ascii="Calibri" w:hAnsi="Calibri"/>
+        </w:rPr>
+        <w:t xml:space="preserve"> objects (</w:t>
+      </w:r>
+      <w:proofErr w:type="spellStart"/>
+      <w:r>
+        <w:rPr>
+          <w:rFonts w:ascii="Calibri" w:hAnsi="Calibri"/>
+        </w:rPr>
+        <w:t>Pydantic</w:t>
+      </w:r>
+      <w:proofErr w:type="spellEnd"/>
+      <w:r>
+        <w:rPr>
+          <w:rFonts w:ascii="Calibri" w:hAnsi="Calibri"/>
+        </w:rPr>
+        <w:t xml:space="preserve">) cross the Tier 2 → Tier 3 boundary. </w:t>
+      </w:r>
+      <w:proofErr w:type="spellStart"/>
+      <w:r>
+        <w:rPr>
+          <w:rFonts w:ascii="Calibri" w:hAnsi="Calibri"/>
+        </w:rPr>
+        <w:t>MatrixAgentState</w:t>
+      </w:r>
+      <w:proofErr w:type="spellEnd"/>
+      <w:r>
+        <w:rPr>
+          <w:rFonts w:ascii="Calibri" w:hAnsi="Calibri"/>
+        </w:rPr>
+        <w:t xml:space="preserve"> (</w:t>
+      </w:r>
+      <w:proofErr w:type="spellStart"/>
+      <w:r>
+        <w:rPr>
+          <w:rFonts w:ascii="Calibri" w:hAnsi="Calibri"/>
+        </w:rPr>
+        <w:t>dataclass</w:t>
+      </w:r>
+      <w:proofErr w:type="spellEnd"/>
+      <w:r>
+        <w:rPr>
+          <w:rFonts w:ascii="Calibri" w:hAnsi="Calibri"/>
+        </w:rPr>
+        <w:t xml:space="preserve">) is the Tier 3 output and is also consumed by the orchestrator to build the summary page. </w:t>
+      </w:r>
+      <w:proofErr w:type="spellStart"/>
+      <w:r>
+        <w:rPr>
+          <w:rFonts w:ascii="Calibri" w:hAnsi="Calibri"/>
+        </w:rPr>
+        <w:t>EvidenceRow</w:t>
+      </w:r>
+      <w:proofErr w:type="spellEnd"/>
+      <w:r>
+        <w:rPr>
+          <w:rFonts w:ascii="Calibri" w:hAnsi="Calibri"/>
+        </w:rPr>
+        <w:t xml:space="preserve"> objects serialize to/from JSON for cross-run persistence. This clean schema contract means each tier can be unit-tested in isolation with typed mock data.</w:t>
       </w:r>
     </w:p>
     <w:p>
@@ -952,7 +1786,35 @@
         <w:rPr>
           <w:rFonts w:ascii="Calibri" w:hAnsi="Calibri"/>
         </w:rPr>
-        <w:t>The primary formal evaluation is the hermetic test suite (tests/), which covers all three agents and all supporting tools. All external I/O—Guardian API calls and Ollama HTTP calls—is mocked via pytest fixtures in conftest.py, so the suite runs reliably without network access or a running LLM. 86 tests pass; coverage targets the agents/ and tools/ packages.</w:t>
+        <w:t xml:space="preserve">The primary formal evaluation is the hermetic test suite (tests/), which covers all three agents and all supporting tools. All external I/O—Guardian API calls and </w:t>
+      </w:r>
+      <w:proofErr w:type="spellStart"/>
+      <w:r>
+        <w:rPr>
+          <w:rFonts w:ascii="Calibri" w:hAnsi="Calibri"/>
+        </w:rPr>
+        <w:t>Ollama</w:t>
+      </w:r>
+      <w:proofErr w:type="spellEnd"/>
+      <w:r>
+        <w:rPr>
+          <w:rFonts w:ascii="Calibri" w:hAnsi="Calibri"/>
+        </w:rPr>
+        <w:t xml:space="preserve"> HTTP calls—is mocked via </w:t>
+      </w:r>
+      <w:proofErr w:type="spellStart"/>
+      <w:r>
+        <w:rPr>
+          <w:rFonts w:ascii="Calibri" w:hAnsi="Calibri"/>
+        </w:rPr>
+        <w:t>pytest</w:t>
+      </w:r>
+      <w:proofErr w:type="spellEnd"/>
+      <w:r>
+        <w:rPr>
+          <w:rFonts w:ascii="Calibri" w:hAnsi="Calibri"/>
+        </w:rPr>
+        <w:t xml:space="preserve"> fixtures in conftest.py, so the suite runs reliably without network access or a running LLM. 86 tests pass; coverage targets the agents/ and tools/ packages.</w:t>
       </w:r>
     </w:p>
     <w:p>
@@ -975,7 +1837,21 @@
         <w:rPr>
           <w:rFonts w:ascii="Calibri" w:hAnsi="Calibri"/>
         </w:rPr>
-        <w:t>test_scraper_agent.py — URL deduplication, ArticleData construction, audit logging.</w:t>
+        <w:t xml:space="preserve">test_scraper_agent.py — URL deduplication, </w:t>
+      </w:r>
+      <w:proofErr w:type="spellStart"/>
+      <w:r>
+        <w:rPr>
+          <w:rFonts w:ascii="Calibri" w:hAnsi="Calibri"/>
+        </w:rPr>
+        <w:t>ArticleData</w:t>
+      </w:r>
+      <w:proofErr w:type="spellEnd"/>
+      <w:r>
+        <w:rPr>
+          <w:rFonts w:ascii="Calibri" w:hAnsi="Calibri"/>
+        </w:rPr>
+        <w:t xml:space="preserve"> construction, audit logging.</w:t>
       </w:r>
     </w:p>
     <w:p>
@@ -1072,7 +1948,35 @@
         <w:rPr>
           <w:rFonts w:ascii="Calibri" w:hAnsi="Calibri"/>
         </w:rPr>
-        <w:t>The full pipeline (uv run python main.py) was run end-to-end with a live Ollama instance (llama3.1:8b) and a registered Guardian API key. The run confirmed:</w:t>
+        <w:t>The full pipeline (</w:t>
+      </w:r>
+      <w:proofErr w:type="spellStart"/>
+      <w:r>
+        <w:rPr>
+          <w:rFonts w:ascii="Calibri" w:hAnsi="Calibri"/>
+        </w:rPr>
+        <w:t>uv</w:t>
+      </w:r>
+      <w:proofErr w:type="spellEnd"/>
+      <w:r>
+        <w:rPr>
+          <w:rFonts w:ascii="Calibri" w:hAnsi="Calibri"/>
+        </w:rPr>
+        <w:t xml:space="preserve"> run python main.py) was run end-to-end with a live </w:t>
+      </w:r>
+      <w:proofErr w:type="spellStart"/>
+      <w:r>
+        <w:rPr>
+          <w:rFonts w:ascii="Calibri" w:hAnsi="Calibri"/>
+        </w:rPr>
+        <w:t>Ollama</w:t>
+      </w:r>
+      <w:proofErr w:type="spellEnd"/>
+      <w:r>
+        <w:rPr>
+          <w:rFonts w:ascii="Calibri" w:hAnsi="Calibri"/>
+        </w:rPr>
+        <w:t xml:space="preserve"> instance (llama3.1:8b) and a registered Guardian API key. The run confirmed:</w:t>
       </w:r>
     </w:p>
     <w:p>
@@ -1085,7 +1989,43 @@
           <w:rFonts w:ascii="Calibri" w:hAnsi="Calibri"/>
         </w:rPr>
         <w:lastRenderedPageBreak/>
-        <w:t>Correct per-nation isolation: each of the 10 configured nations produced a separate acch_matrix.html under data/matrix/{nation_id}/.</w:t>
+        <w:t>Correct per-nation isolation: each of the 10 configured nations produced a separate acch_matrix.html under data/</w:t>
+      </w:r>
+      <w:proofErr w:type="gramStart"/>
+      <w:r>
+        <w:rPr>
+          <w:rFonts w:ascii="Calibri" w:hAnsi="Calibri"/>
+        </w:rPr>
+        <w:t>matrix/{</w:t>
+      </w:r>
+      <w:proofErr w:type="spellStart"/>
+      <w:proofErr w:type="gramEnd"/>
+      <w:r>
+        <w:rPr>
+          <w:rFonts w:ascii="Calibri" w:hAnsi="Calibri"/>
+        </w:rPr>
+        <w:t>nation_</w:t>
+      </w:r>
+      <w:proofErr w:type="gramStart"/>
+      <w:r>
+        <w:rPr>
+          <w:rFonts w:ascii="Calibri" w:hAnsi="Calibri"/>
+        </w:rPr>
+        <w:t>id</w:t>
+      </w:r>
+      <w:proofErr w:type="spellEnd"/>
+      <w:r>
+        <w:rPr>
+          <w:rFonts w:ascii="Calibri" w:hAnsi="Calibri"/>
+        </w:rPr>
+        <w:t>}/</w:t>
+      </w:r>
+      <w:proofErr w:type="gramEnd"/>
+      <w:r>
+        <w:rPr>
+          <w:rFonts w:ascii="Calibri" w:hAnsi="Calibri"/>
+        </w:rPr>
+        <w:t>.</w:t>
       </w:r>
     </w:p>
     <w:p>
@@ -1142,11 +2082,33 @@
       <w:pPr>
         <w:spacing w:before="40" w:after="120"/>
       </w:pPr>
-      <w:r>
-        <w:rPr>
-          <w:rFonts w:ascii="Calibri" w:hAnsi="Calibri"/>
-        </w:rPr>
-        <w:t>Assessment directional accuracy is bounded by the capability of the local 8B model. Llama 3.1 (8B) performs well on clear, high-signal articles but struggles with:</w:t>
+      <w:proofErr w:type="gramStart"/>
+      <w:r>
+        <w:rPr>
+          <w:rFonts w:ascii="Calibri" w:hAnsi="Calibri"/>
+        </w:rPr>
+        <w:t>Assessment</w:t>
+      </w:r>
+      <w:proofErr w:type="gramEnd"/>
+      <w:r>
+        <w:rPr>
+          <w:rFonts w:ascii="Calibri" w:hAnsi="Calibri"/>
+        </w:rPr>
+        <w:t xml:space="preserve"> directional accuracy is </w:t>
+      </w:r>
+      <w:proofErr w:type="gramStart"/>
+      <w:r>
+        <w:rPr>
+          <w:rFonts w:ascii="Calibri" w:hAnsi="Calibri"/>
+        </w:rPr>
+        <w:t>bounded</w:t>
+      </w:r>
+      <w:proofErr w:type="gramEnd"/>
+      <w:r>
+        <w:rPr>
+          <w:rFonts w:ascii="Calibri" w:hAnsi="Calibri"/>
+        </w:rPr>
+        <w:t xml:space="preserve"> by the capability of the local 8B model. Llama 3.1 (8B) performs well on clear, high-signal articles but struggles with:</w:t>
       </w:r>
     </w:p>
     <w:p>
@@ -1170,7 +2132,21 @@
         <w:rPr>
           <w:rFonts w:ascii="Calibri" w:hAnsi="Calibri"/>
         </w:rPr>
-        <w:t>Long articles near the 8 192-token context boundary — content beyond the window is silently truncated by Ollama.</w:t>
+        <w:t xml:space="preserve">Long articles near the 8 192-token context boundary — content beyond the window </w:t>
+      </w:r>
+      <w:proofErr w:type="gramStart"/>
+      <w:r>
+        <w:rPr>
+          <w:rFonts w:ascii="Calibri" w:hAnsi="Calibri"/>
+        </w:rPr>
+        <w:t>is</w:t>
+      </w:r>
+      <w:proofErr w:type="gramEnd"/>
+      <w:r>
+        <w:rPr>
+          <w:rFonts w:ascii="Calibri" w:hAnsi="Calibri"/>
+        </w:rPr>
+        <w:t xml:space="preserve"> silently truncated by Ollama.</w:t>
       </w:r>
     </w:p>
     <w:p>
@@ -1221,7 +2197,21 @@
         <w:rPr>
           <w:rFonts w:ascii="Calibri" w:hAnsi="Calibri"/>
         </w:rPr>
-        <w:t>The most important safety mechanism is the human-review flag. When any per-hypothesis confidence score falls below the configurable threshold (default 0.6), the article is flagged with flagged_for_human_review=True. Flagged counts are printed to the console at the end of each nation's assessment pass and written to the assessment log. This surfaces uncertainty explicitly rather than silently presenting a low-confidence assessment as authoritative.</w:t>
+        <w:t xml:space="preserve">The most important safety mechanism is the human-review flag. When any per-hypothesis confidence score falls below the configurable threshold (default 0.6), the article is flagged with </w:t>
+      </w:r>
+      <w:proofErr w:type="spellStart"/>
+      <w:r>
+        <w:rPr>
+          <w:rFonts w:ascii="Calibri" w:hAnsi="Calibri"/>
+        </w:rPr>
+        <w:t>flagged_for_human_review</w:t>
+      </w:r>
+      <w:proofErr w:type="spellEnd"/>
+      <w:r>
+        <w:rPr>
+          <w:rFonts w:ascii="Calibri" w:hAnsi="Calibri"/>
+        </w:rPr>
+        <w:t>=True. Flagged counts are printed to the console at the end of each nation's assessment pass and written to the assessment log. This surfaces uncertainty explicitly rather than silently presenting a low-confidence assessment as authoritative.</w:t>
       </w:r>
     </w:p>
     <w:p>
@@ -1271,14 +2261,98 @@
         <w:rPr>
           <w:rFonts w:ascii="Calibri" w:hAnsi="Calibri"/>
         </w:rPr>
-        <w:t xml:space="preserve">If an individual LLM call fails (network error, timeout, model error), evaluate_hypotheses() catches the RuntimeError and returns N/A for all hypotheses for that pass. This means one failed pass reduces effective sample size by one but does not abort the run. The connection </w:t>
+        <w:t xml:space="preserve">If an individual LLM call fails (network error, timeout, model error), </w:t>
+      </w:r>
+      <w:proofErr w:type="spellStart"/>
+      <w:r>
+        <w:rPr>
+          <w:rFonts w:ascii="Calibri" w:hAnsi="Calibri"/>
+        </w:rPr>
+        <w:t>evaluate_</w:t>
+      </w:r>
+      <w:proofErr w:type="gramStart"/>
+      <w:r>
+        <w:rPr>
+          <w:rFonts w:ascii="Calibri" w:hAnsi="Calibri"/>
+        </w:rPr>
+        <w:t>hypotheses</w:t>
+      </w:r>
+      <w:proofErr w:type="spellEnd"/>
+      <w:r>
+        <w:rPr>
+          <w:rFonts w:ascii="Calibri" w:hAnsi="Calibri"/>
+        </w:rPr>
+        <w:t>(</w:t>
+      </w:r>
+      <w:proofErr w:type="gramEnd"/>
+      <w:r>
+        <w:rPr>
+          <w:rFonts w:ascii="Calibri" w:hAnsi="Calibri"/>
+        </w:rPr>
+        <w:t xml:space="preserve">) </w:t>
+      </w:r>
+      <w:proofErr w:type="gramStart"/>
+      <w:r>
+        <w:rPr>
+          <w:rFonts w:ascii="Calibri" w:hAnsi="Calibri"/>
+        </w:rPr>
+        <w:t>catches</w:t>
+      </w:r>
+      <w:proofErr w:type="gramEnd"/>
+      <w:r>
+        <w:rPr>
+          <w:rFonts w:ascii="Calibri" w:hAnsi="Calibri"/>
+        </w:rPr>
+        <w:t xml:space="preserve"> the </w:t>
+      </w:r>
+      <w:proofErr w:type="spellStart"/>
+      <w:r>
+        <w:rPr>
+          <w:rFonts w:ascii="Calibri" w:hAnsi="Calibri"/>
+        </w:rPr>
+        <w:t>RuntimeError</w:t>
+      </w:r>
+      <w:proofErr w:type="spellEnd"/>
+      <w:r>
+        <w:rPr>
+          <w:rFonts w:ascii="Calibri" w:hAnsi="Calibri"/>
+        </w:rPr>
+        <w:t xml:space="preserve"> and returns N/A for all hypotheses for that pass. This means one failed pass reduces effective sample size by one but does not abort the run. The connection </w:t>
       </w:r>
       <w:r>
         <w:rPr>
           <w:rFonts w:ascii="Calibri" w:hAnsi="Calibri"/>
         </w:rPr>
         <w:lastRenderedPageBreak/>
-        <w:t>check at startup (_verify_connection) causes main.py to fail fast if Ollama is unreachable, before any articles are fetched.</w:t>
+        <w:t>check at startup (_</w:t>
+      </w:r>
+      <w:proofErr w:type="spellStart"/>
+      <w:r>
+        <w:rPr>
+          <w:rFonts w:ascii="Calibri" w:hAnsi="Calibri"/>
+        </w:rPr>
+        <w:t>verify_connection</w:t>
+      </w:r>
+      <w:proofErr w:type="spellEnd"/>
+      <w:r>
+        <w:rPr>
+          <w:rFonts w:ascii="Calibri" w:hAnsi="Calibri"/>
+        </w:rPr>
+        <w:t xml:space="preserve">) causes main.py to fail fast if </w:t>
+      </w:r>
+      <w:proofErr w:type="spellStart"/>
+      <w:r>
+        <w:rPr>
+          <w:rFonts w:ascii="Calibri" w:hAnsi="Calibri"/>
+        </w:rPr>
+        <w:t>Ollama</w:t>
+      </w:r>
+      <w:proofErr w:type="spellEnd"/>
+      <w:r>
+        <w:rPr>
+          <w:rFonts w:ascii="Calibri" w:hAnsi="Calibri"/>
+        </w:rPr>
+        <w:t xml:space="preserve"> is unreachable, before any articles are fetched.</w:t>
       </w:r>
     </w:p>
     <w:p>
@@ -1299,11 +2373,97 @@
       <w:pPr>
         <w:spacing w:before="40" w:after="120"/>
       </w:pPr>
-      <w:r>
-        <w:rPr>
-          <w:rFonts w:ascii="Calibri" w:hAnsi="Calibri"/>
-        </w:rPr>
-        <w:t>WebScraper calls truststore.inject_into_ssl() at initialization (controlled by use_system_truststore=True). This keeps TLS certificate verification enabled while using the OS trust store rather than the certifi bundle—required in corporate environments where a TLS-intercepting proxy has its CA installed in the OS but not in certifi. Certificate verification is never disabled (verify=False is not used anywhere in the codebase).</w:t>
+      <w:proofErr w:type="spellStart"/>
+      <w:r>
+        <w:rPr>
+          <w:rFonts w:ascii="Calibri" w:hAnsi="Calibri"/>
+        </w:rPr>
+        <w:t>WebScraper</w:t>
+      </w:r>
+      <w:proofErr w:type="spellEnd"/>
+      <w:r>
+        <w:rPr>
+          <w:rFonts w:ascii="Calibri" w:hAnsi="Calibri"/>
+        </w:rPr>
+        <w:t xml:space="preserve"> calls </w:t>
+      </w:r>
+      <w:proofErr w:type="spellStart"/>
+      <w:proofErr w:type="gramStart"/>
+      <w:r>
+        <w:rPr>
+          <w:rFonts w:ascii="Calibri" w:hAnsi="Calibri"/>
+        </w:rPr>
+        <w:t>truststore.inject</w:t>
+      </w:r>
+      <w:proofErr w:type="gramEnd"/>
+      <w:r>
+        <w:rPr>
+          <w:rFonts w:ascii="Calibri" w:hAnsi="Calibri"/>
+        </w:rPr>
+        <w:t>_into_</w:t>
+      </w:r>
+      <w:proofErr w:type="gramStart"/>
+      <w:r>
+        <w:rPr>
+          <w:rFonts w:ascii="Calibri" w:hAnsi="Calibri"/>
+        </w:rPr>
+        <w:t>ssl</w:t>
+      </w:r>
+      <w:proofErr w:type="spellEnd"/>
+      <w:r>
+        <w:rPr>
+          <w:rFonts w:ascii="Calibri" w:hAnsi="Calibri"/>
+        </w:rPr>
+        <w:t>(</w:t>
+      </w:r>
+      <w:proofErr w:type="gramEnd"/>
+      <w:r>
+        <w:rPr>
+          <w:rFonts w:ascii="Calibri" w:hAnsi="Calibri"/>
+        </w:rPr>
+        <w:t xml:space="preserve">) at initialization (controlled by </w:t>
+      </w:r>
+      <w:proofErr w:type="spellStart"/>
+      <w:r>
+        <w:rPr>
+          <w:rFonts w:ascii="Calibri" w:hAnsi="Calibri"/>
+        </w:rPr>
+        <w:t>use_system_truststore</w:t>
+      </w:r>
+      <w:proofErr w:type="spellEnd"/>
+      <w:r>
+        <w:rPr>
+          <w:rFonts w:ascii="Calibri" w:hAnsi="Calibri"/>
+        </w:rPr>
+        <w:t xml:space="preserve">=True). This keeps TLS certificate verification enabled while using the OS trust store rather than the </w:t>
+      </w:r>
+      <w:proofErr w:type="spellStart"/>
+      <w:r>
+        <w:rPr>
+          <w:rFonts w:ascii="Calibri" w:hAnsi="Calibri"/>
+        </w:rPr>
+        <w:t>certifi</w:t>
+      </w:r>
+      <w:proofErr w:type="spellEnd"/>
+      <w:r>
+        <w:rPr>
+          <w:rFonts w:ascii="Calibri" w:hAnsi="Calibri"/>
+        </w:rPr>
+        <w:t xml:space="preserve"> bundle—required in corporate environments where a TLS-intercepting proxy has its CA installed in the OS but not in </w:t>
+      </w:r>
+      <w:proofErr w:type="spellStart"/>
+      <w:r>
+        <w:rPr>
+          <w:rFonts w:ascii="Calibri" w:hAnsi="Calibri"/>
+        </w:rPr>
+        <w:t>certifi</w:t>
+      </w:r>
+      <w:proofErr w:type="spellEnd"/>
+      <w:r>
+        <w:rPr>
+          <w:rFonts w:ascii="Calibri" w:hAnsi="Calibri"/>
+        </w:rPr>
+        <w:t>. Certificate verification is never disabled (verify=False is not used anywhere in the codebase).</w:t>
       </w:r>
     </w:p>
     <w:p>
@@ -1328,7 +2488,77 @@
         <w:rPr>
           <w:rFonts w:ascii="Calibri" w:hAnsi="Calibri"/>
         </w:rPr>
-        <w:t>Evidence rows are deduplicated by article_id at both the Scraper level (processed_urls.csv prevents re-fetching) and the MatrixAgent level (ingest_assessment replaces an existing row for the same article_id rather than appending a duplicate). JSON state is written atomically: the file is overwritten only after all rows have been serialized. If write fails, the prior state file is still intact.</w:t>
+        <w:t xml:space="preserve">Evidence rows are deduplicated by </w:t>
+      </w:r>
+      <w:proofErr w:type="spellStart"/>
+      <w:r>
+        <w:rPr>
+          <w:rFonts w:ascii="Calibri" w:hAnsi="Calibri"/>
+        </w:rPr>
+        <w:t>article_id</w:t>
+      </w:r>
+      <w:proofErr w:type="spellEnd"/>
+      <w:r>
+        <w:rPr>
+          <w:rFonts w:ascii="Calibri" w:hAnsi="Calibri"/>
+        </w:rPr>
+        <w:t xml:space="preserve"> at both the Scraper level (processed_urls.csv prevents re-fetching) and the </w:t>
+      </w:r>
+      <w:proofErr w:type="spellStart"/>
+      <w:r>
+        <w:rPr>
+          <w:rFonts w:ascii="Calibri" w:hAnsi="Calibri"/>
+        </w:rPr>
+        <w:t>MatrixAgent</w:t>
+      </w:r>
+      <w:proofErr w:type="spellEnd"/>
+      <w:r>
+        <w:rPr>
+          <w:rFonts w:ascii="Calibri" w:hAnsi="Calibri"/>
+        </w:rPr>
+        <w:t xml:space="preserve"> level (</w:t>
+      </w:r>
+      <w:proofErr w:type="spellStart"/>
+      <w:r>
+        <w:rPr>
+          <w:rFonts w:ascii="Calibri" w:hAnsi="Calibri"/>
+        </w:rPr>
+        <w:t>ingest_assessment</w:t>
+      </w:r>
+      <w:proofErr w:type="spellEnd"/>
+      <w:r>
+        <w:rPr>
+          <w:rFonts w:ascii="Calibri" w:hAnsi="Calibri"/>
+        </w:rPr>
+        <w:t xml:space="preserve"> replaces an existing row for the same </w:t>
+      </w:r>
+      <w:proofErr w:type="spellStart"/>
+      <w:r>
+        <w:rPr>
+          <w:rFonts w:ascii="Calibri" w:hAnsi="Calibri"/>
+        </w:rPr>
+        <w:t>article_id</w:t>
+      </w:r>
+      <w:proofErr w:type="spellEnd"/>
+      <w:r>
+        <w:rPr>
+          <w:rFonts w:ascii="Calibri" w:hAnsi="Calibri"/>
+        </w:rPr>
+        <w:t xml:space="preserve"> rather than appending a duplicate). JSON state is written atomically: the file is overwritten only after all rows have been serialized. If </w:t>
+      </w:r>
+      <w:proofErr w:type="gramStart"/>
+      <w:r>
+        <w:rPr>
+          <w:rFonts w:ascii="Calibri" w:hAnsi="Calibri"/>
+        </w:rPr>
+        <w:t>write</w:t>
+      </w:r>
+      <w:proofErr w:type="gramEnd"/>
+      <w:r>
+        <w:rPr>
+          <w:rFonts w:ascii="Calibri" w:hAnsi="Calibri"/>
+        </w:rPr>
+        <w:t xml:space="preserve"> fails, the prior state file is still intact.</w:t>
       </w:r>
     </w:p>
     <w:p>
@@ -1349,11 +2579,83 @@
       <w:pPr>
         <w:spacing w:before="40" w:after="120"/>
       </w:pPr>
-      <w:r>
-        <w:rPr>
-          <w:rFonts w:ascii="Calibri" w:hAnsi="Calibri"/>
-        </w:rPr>
-        <w:t>MatrixAgent.cleanup_old_snapshots() prunes timestamped HTML snapshots (acch_matrix_v*.html) once the nation's matrix directory exceeds matrix_storage_cap_gb (default 1 GB), deleting oldest first. The stable acch_matrix.html (the analyst's current view) and matrix_state.json are never pruned.</w:t>
+      <w:proofErr w:type="spellStart"/>
+      <w:r>
+        <w:rPr>
+          <w:rFonts w:ascii="Calibri" w:hAnsi="Calibri"/>
+        </w:rPr>
+        <w:t>MatrixAgent.cleanup_old_</w:t>
+      </w:r>
+      <w:proofErr w:type="gramStart"/>
+      <w:r>
+        <w:rPr>
+          <w:rFonts w:ascii="Calibri" w:hAnsi="Calibri"/>
+        </w:rPr>
+        <w:t>snapshots</w:t>
+      </w:r>
+      <w:proofErr w:type="spellEnd"/>
+      <w:r>
+        <w:rPr>
+          <w:rFonts w:ascii="Calibri" w:hAnsi="Calibri"/>
+        </w:rPr>
+        <w:t>(</w:t>
+      </w:r>
+      <w:proofErr w:type="gramEnd"/>
+      <w:r>
+        <w:rPr>
+          <w:rFonts w:ascii="Calibri" w:hAnsi="Calibri"/>
+        </w:rPr>
+        <w:t>) prunes timestamped HTML snapshots (</w:t>
+      </w:r>
+      <w:proofErr w:type="spellStart"/>
+      <w:r>
+        <w:rPr>
+          <w:rFonts w:ascii="Calibri" w:hAnsi="Calibri"/>
+        </w:rPr>
+        <w:t>acch_matrix_v</w:t>
+      </w:r>
+      <w:proofErr w:type="spellEnd"/>
+      <w:r>
+        <w:rPr>
+          <w:rFonts w:ascii="Calibri" w:hAnsi="Calibri"/>
+        </w:rPr>
+        <w:t xml:space="preserve">*.html) once the nation's matrix directory exceeds </w:t>
+      </w:r>
+      <w:proofErr w:type="spellStart"/>
+      <w:r>
+        <w:rPr>
+          <w:rFonts w:ascii="Calibri" w:hAnsi="Calibri"/>
+        </w:rPr>
+        <w:t>matrix_storage_cap_gb</w:t>
+      </w:r>
+      <w:proofErr w:type="spellEnd"/>
+      <w:r>
+        <w:rPr>
+          <w:rFonts w:ascii="Calibri" w:hAnsi="Calibri"/>
+        </w:rPr>
+        <w:t xml:space="preserve"> (default 1 GB), deleting oldest first. The stable acch_matrix.html (the analyst's current view) and </w:t>
+      </w:r>
+      <w:proofErr w:type="spellStart"/>
+      <w:r>
+        <w:rPr>
+          <w:rFonts w:ascii="Calibri" w:hAnsi="Calibri"/>
+        </w:rPr>
+        <w:t>matrix_</w:t>
+      </w:r>
+      <w:proofErr w:type="gramStart"/>
+      <w:r>
+        <w:rPr>
+          <w:rFonts w:ascii="Calibri" w:hAnsi="Calibri"/>
+        </w:rPr>
+        <w:t>state.json</w:t>
+      </w:r>
+      <w:proofErr w:type="spellEnd"/>
+      <w:proofErr w:type="gramEnd"/>
+      <w:r>
+        <w:rPr>
+          <w:rFonts w:ascii="Calibri" w:hAnsi="Calibri"/>
+        </w:rPr>
+        <w:t xml:space="preserve"> are never pruned.</w:t>
       </w:r>
     </w:p>
     <w:p>
@@ -1443,7 +2745,21 @@
           <w:rFonts w:ascii="Calibri" w:hAnsi="Calibri"/>
         </w:rPr>
         <w:lastRenderedPageBreak/>
-        <w:t>Context window truncation: Articles longer than ~8 192 tokens are silently truncated by Ollama before the model sees them. Long investigative pieces may have their most diagnostic content cut off.</w:t>
+        <w:t xml:space="preserve">Context window truncation: Articles longer than ~8 192 tokens are silently truncated by </w:t>
+      </w:r>
+      <w:proofErr w:type="spellStart"/>
+      <w:r>
+        <w:rPr>
+          <w:rFonts w:ascii="Calibri" w:hAnsi="Calibri"/>
+        </w:rPr>
+        <w:t>Ollama</w:t>
+      </w:r>
+      <w:proofErr w:type="spellEnd"/>
+      <w:r>
+        <w:rPr>
+          <w:rFonts w:ascii="Calibri" w:hAnsi="Calibri"/>
+        </w:rPr>
+        <w:t xml:space="preserve"> before the model sees them. Long investigative pieces may have their most diagnostic content cut off.</w:t>
       </w:r>
     </w:p>
     <w:p>
@@ -1505,7 +2821,21 @@
         <w:rPr>
           <w:rFonts w:ascii="Calibri" w:hAnsi="Calibri"/>
         </w:rPr>
-        <w:t>Larger local model: Upgrade to llama3.1:70b (if VRAM allows) or a quantized 34B model. The dual TITAN RTX box has 48 GB of VRAM, making Q4 quantization of a 34B model feasible.</w:t>
+        <w:t xml:space="preserve">Larger local model: Upgrade to llama3.1:70b (if VRAM allows) or a quantized 34B model. The dual TITAN RTX box has 48 GB of VRAM, making Q4 </w:t>
+      </w:r>
+      <w:proofErr w:type="gramStart"/>
+      <w:r>
+        <w:rPr>
+          <w:rFonts w:ascii="Calibri" w:hAnsi="Calibri"/>
+        </w:rPr>
+        <w:t>quantization</w:t>
+      </w:r>
+      <w:proofErr w:type="gramEnd"/>
+      <w:r>
+        <w:rPr>
+          <w:rFonts w:ascii="Calibri" w:hAnsi="Calibri"/>
+        </w:rPr>
+        <w:t xml:space="preserve"> of a 34B model feasible.</w:t>
       </w:r>
     </w:p>
     <w:p>
@@ -1541,7 +2871,35 @@
         <w:rPr>
           <w:rFonts w:ascii="Calibri" w:hAnsi="Calibri"/>
         </w:rPr>
-        <w:t>Scheduled execution: Add a cron-compatible entry point or integrate with Windows Task Scheduler / systemd to run the pipeline daily and auto-publish the HTML outputs.</w:t>
+        <w:t xml:space="preserve">Scheduled execution: Add a </w:t>
+      </w:r>
+      <w:proofErr w:type="spellStart"/>
+      <w:r>
+        <w:rPr>
+          <w:rFonts w:ascii="Calibri" w:hAnsi="Calibri"/>
+        </w:rPr>
+        <w:t>cron</w:t>
+      </w:r>
+      <w:proofErr w:type="spellEnd"/>
+      <w:r>
+        <w:rPr>
+          <w:rFonts w:ascii="Calibri" w:hAnsi="Calibri"/>
+        </w:rPr>
+        <w:t xml:space="preserve">-compatible entry point or integrate with Windows Task Scheduler / </w:t>
+      </w:r>
+      <w:proofErr w:type="spellStart"/>
+      <w:r>
+        <w:rPr>
+          <w:rFonts w:ascii="Calibri" w:hAnsi="Calibri"/>
+        </w:rPr>
+        <w:t>systemd</w:t>
+      </w:r>
+      <w:proofErr w:type="spellEnd"/>
+      <w:r>
+        <w:rPr>
+          <w:rFonts w:ascii="Calibri" w:hAnsi="Calibri"/>
+        </w:rPr>
+        <w:t xml:space="preserve"> to run the pipeline daily and auto-publish the HTML outputs.</w:t>
       </w:r>
     </w:p>
     <w:p>
@@ -1631,7 +2989,35 @@
         <w:rPr>
           <w:rFonts w:ascii="Calibri" w:hAnsi="Calibri"/>
         </w:rPr>
-        <w:t>README.md — project overview, problem statement, architecture diagram, setup steps (uv sync, Ollama install, Guardian API key), and usage instructions.</w:t>
+        <w:t>README.md — project overview, problem statement, architecture diagram, setup steps (</w:t>
+      </w:r>
+      <w:proofErr w:type="spellStart"/>
+      <w:r>
+        <w:rPr>
+          <w:rFonts w:ascii="Calibri" w:hAnsi="Calibri"/>
+        </w:rPr>
+        <w:t>uv</w:t>
+      </w:r>
+      <w:proofErr w:type="spellEnd"/>
+      <w:r>
+        <w:rPr>
+          <w:rFonts w:ascii="Calibri" w:hAnsi="Calibri"/>
+        </w:rPr>
+        <w:t xml:space="preserve"> sync, </w:t>
+      </w:r>
+      <w:proofErr w:type="spellStart"/>
+      <w:r>
+        <w:rPr>
+          <w:rFonts w:ascii="Calibri" w:hAnsi="Calibri"/>
+        </w:rPr>
+        <w:t>Ollama</w:t>
+      </w:r>
+      <w:proofErr w:type="spellEnd"/>
+      <w:r>
+        <w:rPr>
+          <w:rFonts w:ascii="Calibri" w:hAnsi="Calibri"/>
+        </w:rPr>
+        <w:t xml:space="preserve"> install, Guardian API key), and usage instructions.</w:t>
       </w:r>
     </w:p>
     <w:p>
@@ -1639,11 +3025,61 @@
         <w:pStyle w:val="ListBullet"/>
         <w:spacing w:after="60"/>
       </w:pPr>
-      <w:r>
-        <w:rPr>
-          <w:rFonts w:ascii="Calibri" w:hAnsi="Calibri"/>
-        </w:rPr>
-        <w:t>agents/ — ScraperAgent, AssessmentAgent, MatrixAgent, and base schemas.</w:t>
+      <w:proofErr w:type="gramStart"/>
+      <w:r>
+        <w:rPr>
+          <w:rFonts w:ascii="Calibri" w:hAnsi="Calibri"/>
+        </w:rPr>
+        <w:t>agents/ —</w:t>
+      </w:r>
+      <w:proofErr w:type="gramEnd"/>
+      <w:r>
+        <w:rPr>
+          <w:rFonts w:ascii="Calibri" w:hAnsi="Calibri"/>
+        </w:rPr>
+        <w:t xml:space="preserve"> </w:t>
+      </w:r>
+      <w:proofErr w:type="spellStart"/>
+      <w:r>
+        <w:rPr>
+          <w:rFonts w:ascii="Calibri" w:hAnsi="Calibri"/>
+        </w:rPr>
+        <w:t>ScraperAgent</w:t>
+      </w:r>
+      <w:proofErr w:type="spellEnd"/>
+      <w:r>
+        <w:rPr>
+          <w:rFonts w:ascii="Calibri" w:hAnsi="Calibri"/>
+        </w:rPr>
+        <w:t xml:space="preserve">, </w:t>
+      </w:r>
+      <w:proofErr w:type="spellStart"/>
+      <w:r>
+        <w:rPr>
+          <w:rFonts w:ascii="Calibri" w:hAnsi="Calibri"/>
+        </w:rPr>
+        <w:t>AssessmentAgent</w:t>
+      </w:r>
+      <w:proofErr w:type="spellEnd"/>
+      <w:r>
+        <w:rPr>
+          <w:rFonts w:ascii="Calibri" w:hAnsi="Calibri"/>
+        </w:rPr>
+        <w:t xml:space="preserve">, </w:t>
+      </w:r>
+      <w:proofErr w:type="spellStart"/>
+      <w:r>
+        <w:rPr>
+          <w:rFonts w:ascii="Calibri" w:hAnsi="Calibri"/>
+        </w:rPr>
+        <w:t>MatrixAgent</w:t>
+      </w:r>
+      <w:proofErr w:type="spellEnd"/>
+      <w:r>
+        <w:rPr>
+          <w:rFonts w:ascii="Calibri" w:hAnsi="Calibri"/>
+        </w:rPr>
+        <w:t>, and base schemas.</w:t>
       </w:r>
     </w:p>
     <w:p>
@@ -1651,11 +3087,89 @@
         <w:pStyle w:val="ListBullet"/>
         <w:spacing w:after="60"/>
       </w:pPr>
-      <w:r>
-        <w:rPr>
-          <w:rFonts w:ascii="Calibri" w:hAnsi="Calibri"/>
-        </w:rPr>
-        <w:t>tools/ — LLMInterface, WebScraper, FileManager, AuditLogger, MatrixView.</w:t>
+      <w:proofErr w:type="gramStart"/>
+      <w:r>
+        <w:rPr>
+          <w:rFonts w:ascii="Calibri" w:hAnsi="Calibri"/>
+        </w:rPr>
+        <w:t>tools/ —</w:t>
+      </w:r>
+      <w:proofErr w:type="gramEnd"/>
+      <w:r>
+        <w:rPr>
+          <w:rFonts w:ascii="Calibri" w:hAnsi="Calibri"/>
+        </w:rPr>
+        <w:t xml:space="preserve"> </w:t>
+      </w:r>
+      <w:proofErr w:type="spellStart"/>
+      <w:r>
+        <w:rPr>
+          <w:rFonts w:ascii="Calibri" w:hAnsi="Calibri"/>
+        </w:rPr>
+        <w:t>LLMInterface</w:t>
+      </w:r>
+      <w:proofErr w:type="spellEnd"/>
+      <w:r>
+        <w:rPr>
+          <w:rFonts w:ascii="Calibri" w:hAnsi="Calibri"/>
+        </w:rPr>
+        <w:t xml:space="preserve">, </w:t>
+      </w:r>
+      <w:proofErr w:type="spellStart"/>
+      <w:r>
+        <w:rPr>
+          <w:rFonts w:ascii="Calibri" w:hAnsi="Calibri"/>
+        </w:rPr>
+        <w:t>WebScraper</w:t>
+      </w:r>
+      <w:proofErr w:type="spellEnd"/>
+      <w:r>
+        <w:rPr>
+          <w:rFonts w:ascii="Calibri" w:hAnsi="Calibri"/>
+        </w:rPr>
+        <w:t xml:space="preserve">, </w:t>
+      </w:r>
+      <w:proofErr w:type="spellStart"/>
+      <w:r>
+        <w:rPr>
+          <w:rFonts w:ascii="Calibri" w:hAnsi="Calibri"/>
+        </w:rPr>
+        <w:t>FileManager</w:t>
+      </w:r>
+      <w:proofErr w:type="spellEnd"/>
+      <w:r>
+        <w:rPr>
+          <w:rFonts w:ascii="Calibri" w:hAnsi="Calibri"/>
+        </w:rPr>
+        <w:t xml:space="preserve">, </w:t>
+      </w:r>
+      <w:proofErr w:type="spellStart"/>
+      <w:r>
+        <w:rPr>
+          <w:rFonts w:ascii="Calibri" w:hAnsi="Calibri"/>
+        </w:rPr>
+        <w:t>AuditLogger</w:t>
+      </w:r>
+      <w:proofErr w:type="spellEnd"/>
+      <w:r>
+        <w:rPr>
+          <w:rFonts w:ascii="Calibri" w:hAnsi="Calibri"/>
+        </w:rPr>
+        <w:t xml:space="preserve">, </w:t>
+      </w:r>
+      <w:proofErr w:type="spellStart"/>
+      <w:r>
+        <w:rPr>
+          <w:rFonts w:ascii="Calibri" w:hAnsi="Calibri"/>
+        </w:rPr>
+        <w:t>MatrixView</w:t>
+      </w:r>
+      <w:proofErr w:type="spellEnd"/>
+      <w:r>
+        <w:rPr>
+          <w:rFonts w:ascii="Calibri" w:hAnsi="Calibri"/>
+        </w:rPr>
+        <w:t>.</w:t>
       </w:r>
     </w:p>
     <w:p>
@@ -1663,12 +3177,42 @@
         <w:pStyle w:val="ListBullet"/>
         <w:spacing w:after="60"/>
       </w:pPr>
+      <w:proofErr w:type="gramStart"/>
       <w:r>
         <w:rPr>
           <w:rFonts w:ascii="Calibri" w:hAnsi="Calibri"/>
         </w:rPr>
         <w:lastRenderedPageBreak/>
-        <w:t>config/ — Settings, hypothesis_config.yaml (10 nations), domain_whitelist.txt.</w:t>
+        <w:t>config/ —</w:t>
+      </w:r>
+      <w:proofErr w:type="gramEnd"/>
+      <w:r>
+        <w:rPr>
+          <w:rFonts w:ascii="Calibri" w:hAnsi="Calibri"/>
+        </w:rPr>
+        <w:t xml:space="preserve"> Settings, </w:t>
+      </w:r>
+      <w:proofErr w:type="spellStart"/>
+      <w:r>
+        <w:rPr>
+          <w:rFonts w:ascii="Calibri" w:hAnsi="Calibri"/>
+        </w:rPr>
+        <w:t>hypothesis_</w:t>
+      </w:r>
+      <w:proofErr w:type="gramStart"/>
+      <w:r>
+        <w:rPr>
+          <w:rFonts w:ascii="Calibri" w:hAnsi="Calibri"/>
+        </w:rPr>
+        <w:t>config.yaml</w:t>
+      </w:r>
+      <w:proofErr w:type="spellEnd"/>
+      <w:proofErr w:type="gramEnd"/>
+      <w:r>
+        <w:rPr>
+          <w:rFonts w:ascii="Calibri" w:hAnsi="Calibri"/>
+        </w:rPr>
+        <w:t xml:space="preserve"> (10 nations), domain_whitelist.txt.</w:t>
       </w:r>
     </w:p>
     <w:p>
@@ -1676,11 +3220,19 @@
         <w:pStyle w:val="ListBullet"/>
         <w:spacing w:after="60"/>
       </w:pPr>
-      <w:r>
-        <w:rPr>
-          <w:rFonts w:ascii="Calibri" w:hAnsi="Calibri"/>
-        </w:rPr>
-        <w:t>tests/ — 86 hermetic tests with mocked I/O.</w:t>
+      <w:proofErr w:type="gramStart"/>
+      <w:r>
+        <w:rPr>
+          <w:rFonts w:ascii="Calibri" w:hAnsi="Calibri"/>
+        </w:rPr>
+        <w:t>tests/ —</w:t>
+      </w:r>
+      <w:proofErr w:type="gramEnd"/>
+      <w:r>
+        <w:rPr>
+          <w:rFonts w:ascii="Calibri" w:hAnsi="Calibri"/>
+        </w:rPr>
+        <w:t xml:space="preserve"> 86 hermetic tests with mocked I/O.</w:t>
       </w:r>
     </w:p>
     <w:p>
@@ -1688,11 +3240,19 @@
         <w:pStyle w:val="ListBullet"/>
         <w:spacing w:after="60"/>
       </w:pPr>
-      <w:r>
-        <w:rPr>
-          <w:rFonts w:ascii="Calibri" w:hAnsi="Calibri"/>
-        </w:rPr>
-        <w:t>documentation/ — Reuters delivery overview (context for source selection decision), Psychology of Intelligence Analysis (Heuer, 1999), and this report.</w:t>
+      <w:proofErr w:type="gramStart"/>
+      <w:r>
+        <w:rPr>
+          <w:rFonts w:ascii="Calibri" w:hAnsi="Calibri"/>
+        </w:rPr>
+        <w:t>documentation/ —</w:t>
+      </w:r>
+      <w:proofErr w:type="gramEnd"/>
+      <w:r>
+        <w:rPr>
+          <w:rFonts w:ascii="Calibri" w:hAnsi="Calibri"/>
+        </w:rPr>
+        <w:t xml:space="preserve"> Reuters delivery overview (context for source selection decision), Psychology of Intelligence Analysis (Heuer, 1999), and this report.</w:t>
       </w:r>
     </w:p>
     <w:p>
@@ -1700,11 +3260,21 @@
         <w:pStyle w:val="ListBullet"/>
         <w:spacing w:after="60"/>
       </w:pPr>
-      <w:r>
-        <w:rPr>
-          <w:rFonts w:ascii="Calibri" w:hAnsi="Calibri"/>
-        </w:rPr>
-        <w:t>pyproject.toml — all dependencies and tool configuration.</w:t>
+      <w:proofErr w:type="spellStart"/>
+      <w:proofErr w:type="gramStart"/>
+      <w:r>
+        <w:rPr>
+          <w:rFonts w:ascii="Calibri" w:hAnsi="Calibri"/>
+        </w:rPr>
+        <w:t>pyproject.toml</w:t>
+      </w:r>
+      <w:proofErr w:type="spellEnd"/>
+      <w:proofErr w:type="gramEnd"/>
+      <w:r>
+        <w:rPr>
+          <w:rFonts w:ascii="Calibri" w:hAnsi="Calibri"/>
+        </w:rPr>
+        <w:t xml:space="preserve"> — all dependencies and tool configuration.</w:t>
       </w:r>
     </w:p>
     <w:p>
@@ -1712,11 +3282,33 @@
         <w:pStyle w:val="ListBullet"/>
         <w:spacing w:after="60"/>
       </w:pPr>
-      <w:r>
-        <w:rPr>
-          <w:rFonts w:ascii="Calibri" w:hAnsi="Calibri"/>
-        </w:rPr>
-        <w:t>.env.template — environment variable reference.</w:t>
+      <w:proofErr w:type="gramStart"/>
+      <w:r>
+        <w:rPr>
+          <w:rFonts w:ascii="Calibri" w:hAnsi="Calibri"/>
+        </w:rPr>
+        <w:t>.</w:t>
+      </w:r>
+      <w:proofErr w:type="spellStart"/>
+      <w:r>
+        <w:rPr>
+          <w:rFonts w:ascii="Calibri" w:hAnsi="Calibri"/>
+        </w:rPr>
+        <w:t>env</w:t>
+      </w:r>
+      <w:proofErr w:type="gramEnd"/>
+      <w:r>
+        <w:rPr>
+          <w:rFonts w:ascii="Calibri" w:hAnsi="Calibri"/>
+        </w:rPr>
+        <w:t>.template</w:t>
+      </w:r>
+      <w:proofErr w:type="spellEnd"/>
+      <w:r>
+        <w:rPr>
+          <w:rFonts w:ascii="Calibri" w:hAnsi="Calibri"/>
+        </w:rPr>
+        <w:t xml:space="preserve"> — environment variable reference.</w:t>
       </w:r>
     </w:p>
     <w:p>
@@ -1727,7 +3319,91 @@
         <w:rPr>
           <w:rFonts w:ascii="Calibri" w:hAnsi="Calibri"/>
         </w:rPr>
-        <w:t>A technical reader can reproduce the pipeline by: (1) cloning the repository, (2) running uv sync, (3) starting Ollama with ollama pull llama3.1, and (4) running uv run python main.py. The test suite (uv run pytest) requires no external services.</w:t>
+        <w:t xml:space="preserve">A technical reader can reproduce the pipeline by: (1) cloning the repository, (2) running </w:t>
+      </w:r>
+      <w:proofErr w:type="spellStart"/>
+      <w:r>
+        <w:rPr>
+          <w:rFonts w:ascii="Calibri" w:hAnsi="Calibri"/>
+        </w:rPr>
+        <w:t>uv</w:t>
+      </w:r>
+      <w:proofErr w:type="spellEnd"/>
+      <w:r>
+        <w:rPr>
+          <w:rFonts w:ascii="Calibri" w:hAnsi="Calibri"/>
+        </w:rPr>
+        <w:t xml:space="preserve"> sync, (3) starting </w:t>
+      </w:r>
+      <w:proofErr w:type="spellStart"/>
+      <w:r>
+        <w:rPr>
+          <w:rFonts w:ascii="Calibri" w:hAnsi="Calibri"/>
+        </w:rPr>
+        <w:t>Ollama</w:t>
+      </w:r>
+      <w:proofErr w:type="spellEnd"/>
+      <w:r>
+        <w:rPr>
+          <w:rFonts w:ascii="Calibri" w:hAnsi="Calibri"/>
+        </w:rPr>
+        <w:t xml:space="preserve"> with </w:t>
+      </w:r>
+      <w:proofErr w:type="spellStart"/>
+      <w:r>
+        <w:rPr>
+          <w:rFonts w:ascii="Calibri" w:hAnsi="Calibri"/>
+        </w:rPr>
+        <w:t>ollama</w:t>
+      </w:r>
+      <w:proofErr w:type="spellEnd"/>
+      <w:r>
+        <w:rPr>
+          <w:rFonts w:ascii="Calibri" w:hAnsi="Calibri"/>
+        </w:rPr>
+        <w:t xml:space="preserve"> pull llama3.1, and (4) running </w:t>
+      </w:r>
+      <w:proofErr w:type="spellStart"/>
+      <w:r>
+        <w:rPr>
+          <w:rFonts w:ascii="Calibri" w:hAnsi="Calibri"/>
+        </w:rPr>
+        <w:t>uv</w:t>
+      </w:r>
+      <w:proofErr w:type="spellEnd"/>
+      <w:r>
+        <w:rPr>
+          <w:rFonts w:ascii="Calibri" w:hAnsi="Calibri"/>
+        </w:rPr>
+        <w:t xml:space="preserve"> run python main.py. The test suite (</w:t>
+      </w:r>
+      <w:proofErr w:type="spellStart"/>
+      <w:r>
+        <w:rPr>
+          <w:rFonts w:ascii="Calibri" w:hAnsi="Calibri"/>
+        </w:rPr>
+        <w:t>uv</w:t>
+      </w:r>
+      <w:proofErr w:type="spellEnd"/>
+      <w:r>
+        <w:rPr>
+          <w:rFonts w:ascii="Calibri" w:hAnsi="Calibri"/>
+        </w:rPr>
+        <w:t xml:space="preserve"> run </w:t>
+      </w:r>
+      <w:proofErr w:type="spellStart"/>
+      <w:r>
+        <w:rPr>
+          <w:rFonts w:ascii="Calibri" w:hAnsi="Calibri"/>
+        </w:rPr>
+        <w:t>pytest</w:t>
+      </w:r>
+      <w:proofErr w:type="spellEnd"/>
+      <w:r>
+        <w:rPr>
+          <w:rFonts w:ascii="Calibri" w:hAnsi="Calibri"/>
+        </w:rPr>
+        <w:t>) requires no external services.</w:t>
       </w:r>
     </w:p>
     <w:p>
@@ -1752,16 +3428,7 @@
           <w:color w:val="1F497D"/>
           <w:sz w:val="28"/>
         </w:rPr>
-        <w:t xml:space="preserve">10. </w:t>
-      </w:r>
-      <w:r>
-        <w:rPr>
-          <w:rFonts w:ascii="Calibri" w:hAnsi="Calibri"/>
-          <w:b/>
-          <w:color w:val="1F497D"/>
-          <w:sz w:val="28"/>
-        </w:rPr>
-        <w:t>Unlisted Presentation Video</w:t>
+        <w:t>10. Unlisted Presentation Video</w:t>
       </w:r>
     </w:p>
     <w:p>
@@ -1791,21 +3458,7 @@
             <w:rStyle w:val="Hyperlink"/>
             <w:rFonts w:asciiTheme="majorHAnsi" w:hAnsiTheme="majorHAnsi" w:cstheme="majorHAnsi"/>
           </w:rPr>
-          <w:t>https://youtu.be/ija</w:t>
-        </w:r>
-        <w:r>
-          <w:rPr>
-            <w:rStyle w:val="Hyperlink"/>
-            <w:rFonts w:asciiTheme="majorHAnsi" w:hAnsiTheme="majorHAnsi" w:cstheme="majorHAnsi"/>
-          </w:rPr>
-          <w:t>K</w:t>
-        </w:r>
-        <w:r>
-          <w:rPr>
-            <w:rStyle w:val="Hyperlink"/>
-            <w:rFonts w:asciiTheme="majorHAnsi" w:hAnsiTheme="majorHAnsi" w:cstheme="majorHAnsi"/>
-          </w:rPr>
-          <w:t>Zi1KcTU</w:t>
+          <w:t>https://youtu.be/ijaKZi1KcTU</w:t>
         </w:r>
       </w:hyperlink>
     </w:p>

--- a/documentation/Kajdasz_Final_Project_report.docx
+++ b/documentation/Kajdasz_Final_Project_report.docx
@@ -2966,7 +2966,21 @@
           <w:rFonts w:ascii="Calibri" w:hAnsi="Calibri"/>
           <w:color w:val="00467F"/>
         </w:rPr>
-        <w:t>https://github.com/jkajdasz/ach-geopolitical-forecasting-agent</w:t>
+        <w:t>https://github.com/j</w:t>
+      </w:r>
+      <w:r>
+        <w:rPr>
+          <w:rFonts w:ascii="Calibri" w:hAnsi="Calibri"/>
+          <w:color w:val="00467F"/>
+        </w:rPr>
+        <w:t>imkaj</w:t>
+      </w:r>
+      <w:r>
+        <w:rPr>
+          <w:rFonts w:ascii="Calibri" w:hAnsi="Calibri"/>
+          <w:color w:val="00467F"/>
+        </w:rPr>
+        <w:t>/ach-geopolitical-forecasting-agent</w:t>
       </w:r>
     </w:p>
     <w:p>
